--- a/Courses/Software-Sciences/IT-Module-3-Web-Design/14-CSS-Exam/14.2-CSS-Exam.docx
+++ b/Courses/Software-Sciences/IT-Module-3-Web-Design/14-CSS-Exam/14.2-CSS-Exam.docx
@@ -1,6 +1,6 @@
 
 <file path=word/document.xml><?xml version="1.0" encoding="utf-8"?>
-<w:document xmlns:wpc="http://schemas.microsoft.com/office/word/2010/wordprocessingCanvas" xmlns:cx="http://schemas.microsoft.com/office/drawing/2014/chartex" xmlns:cx1="http://schemas.microsoft.com/office/drawing/2015/9/8/chartex" xmlns:cx2="http://schemas.microsoft.com/office/drawing/2015/10/21/chartex" xmlns:cx3="http://schemas.microsoft.com/office/drawing/2016/5/9/chartex" xmlns:cx4="http://schemas.microsoft.com/office/drawing/2016/5/10/chartex" xmlns:cx5="http://schemas.microsoft.com/office/drawing/2016/5/11/chartex" xmlns:cx6="http://schemas.microsoft.com/office/drawing/2016/5/12/chartex" xmlns:cx7="http://schemas.microsoft.com/office/drawing/2016/5/13/chartex" xmlns:cx8="http://schemas.microsoft.com/office/drawing/2016/5/14/chartex" xmlns:mc="http://schemas.openxmlformats.org/markup-compatibility/2006" xmlns:aink="http://schemas.microsoft.com/office/drawing/2016/ink" xmlns:am3d="http://schemas.microsoft.com/office/drawing/2017/model3d" xmlns:o="urn:schemas-microsoft-com:office:office" xmlns:oel="http://schemas.microsoft.com/office/2019/extlst" xmlns:r="http://schemas.openxmlformats.org/officeDocument/2006/relationships" xmlns:m="http://schemas.openxmlformats.org/officeDocument/2006/math" xmlns:v="urn:schemas-microsoft-com:vml" xmlns:wp14="http://schemas.microsoft.com/office/word/2010/wordprocessingDrawing" xmlns:wp="http://schemas.openxmlformats.org/drawingml/2006/wordprocessingDrawing" xmlns:w10="urn:schemas-microsoft-com:office:word" xmlns:w="http://schemas.openxmlformats.org/wordprocessingml/2006/main" xmlns:w14="http://schemas.microsoft.com/office/word/2010/wordml" xmlns:w15="http://schemas.microsoft.com/office/word/2012/wordml" xmlns:w16cex="http://schemas.microsoft.com/office/word/2018/wordml/cex" xmlns:w16cid="http://schemas.microsoft.com/office/word/2016/wordml/cid" xmlns:w16="http://schemas.microsoft.com/office/word/2018/wordml" xmlns:w16sdtdh="http://schemas.microsoft.com/office/word/2020/wordml/sdtdatahash" xmlns:w16se="http://schemas.microsoft.com/office/word/2015/wordml/symex" xmlns:wpg="http://schemas.microsoft.com/office/word/2010/wordprocessingGroup" xmlns:wpi="http://schemas.microsoft.com/office/word/2010/wordprocessingInk" xmlns:wne="http://schemas.microsoft.com/office/word/2006/wordml" xmlns:wps="http://schemas.microsoft.com/office/word/2010/wordprocessingShape" mc:Ignorable="w14 w15 w16se w16cid w16 w16cex w16sdtdh wp14">
+<w:document xmlns:wpc="http://schemas.microsoft.com/office/word/2010/wordprocessingCanvas" xmlns:cx="http://schemas.microsoft.com/office/drawing/2014/chartex" xmlns:cx1="http://schemas.microsoft.com/office/drawing/2015/9/8/chartex" xmlns:cx2="http://schemas.microsoft.com/office/drawing/2015/10/21/chartex" xmlns:cx3="http://schemas.microsoft.com/office/drawing/2016/5/9/chartex" xmlns:cx4="http://schemas.microsoft.com/office/drawing/2016/5/10/chartex" xmlns:cx5="http://schemas.microsoft.com/office/drawing/2016/5/11/chartex" xmlns:cx6="http://schemas.microsoft.com/office/drawing/2016/5/12/chartex" xmlns:cx7="http://schemas.microsoft.com/office/drawing/2016/5/13/chartex" xmlns:cx8="http://schemas.microsoft.com/office/drawing/2016/5/14/chartex" xmlns:mc="http://schemas.openxmlformats.org/markup-compatibility/2006" xmlns:aink="http://schemas.microsoft.com/office/drawing/2016/ink" xmlns:am3d="http://schemas.microsoft.com/office/drawing/2017/model3d" xmlns:o="urn:schemas-microsoft-com:office:office" xmlns:oel="http://schemas.microsoft.com/office/2019/extlst" xmlns:r="http://schemas.openxmlformats.org/officeDocument/2006/relationships" xmlns:m="http://schemas.openxmlformats.org/officeDocument/2006/math" xmlns:v="urn:schemas-microsoft-com:vml" xmlns:wp14="http://schemas.microsoft.com/office/word/2010/wordprocessingDrawing" xmlns:wp="http://schemas.openxmlformats.org/drawingml/2006/wordprocessingDrawing" xmlns:w10="urn:schemas-microsoft-com:office:word" xmlns:w="http://schemas.openxmlformats.org/wordprocessingml/2006/main" xmlns:w14="http://schemas.microsoft.com/office/word/2010/wordml" xmlns:w15="http://schemas.microsoft.com/office/word/2012/wordml" xmlns:w16cex="http://schemas.microsoft.com/office/word/2018/wordml/cex" xmlns:w16cid="http://schemas.microsoft.com/office/word/2016/wordml/cid" xmlns:w16="http://schemas.microsoft.com/office/word/2018/wordml" xmlns:w16du="http://schemas.microsoft.com/office/word/2023/wordml/word16du" xmlns:w16sdtdh="http://schemas.microsoft.com/office/word/2020/wordml/sdtdatahash" xmlns:w16se="http://schemas.microsoft.com/office/word/2015/wordml/symex" xmlns:wpg="http://schemas.microsoft.com/office/word/2010/wordprocessingGroup" xmlns:wpi="http://schemas.microsoft.com/office/word/2010/wordprocessingInk" xmlns:wne="http://schemas.microsoft.com/office/word/2006/wordml" xmlns:wps="http://schemas.microsoft.com/office/word/2010/wordprocessingShape" mc:Ignorable="w14 w15 w16se w16cid w16 w16cex w16sdtdh w16du wp14">
   <w:body>
     <w:p>
       <w:pPr>
@@ -44,7 +44,7 @@
           <w:noProof/>
         </w:rPr>
         <w:drawing>
-          <wp:inline distT="0" distB="0" distL="0" distR="0" wp14:anchorId="73F5C6D6" wp14:editId="017AAD63">
+          <wp:inline distT="0" distB="0" distL="0" distR="0" wp14:anchorId="73F5C6D6" wp14:editId="36C589D7">
             <wp:extent cx="1065886" cy="497260"/>
             <wp:effectExtent l="0" t="0" r="1270" b="0"/>
             <wp:docPr id="470543985" name="Picture 1"/>
@@ -180,14 +180,12 @@
           <w:bCs/>
         </w:rPr>
       </w:pPr>
-      <w:proofErr w:type="gramStart"/>
       <w:r>
         <w:rPr>
           <w:bCs/>
         </w:rPr>
         <w:t>.title</w:t>
       </w:r>
-      <w:proofErr w:type="gramEnd"/>
     </w:p>
     <w:p>
       <w:pPr>
@@ -712,19 +710,11 @@
           <w:bCs/>
         </w:rPr>
       </w:pPr>
-      <w:proofErr w:type="gramStart"/>
-      <w:r>
-        <w:rPr>
-          <w:bCs/>
-        </w:rPr>
-        <w:t>rgb(</w:t>
-      </w:r>
-      <w:proofErr w:type="gramEnd"/>
-      <w:r>
-        <w:rPr>
-          <w:bCs/>
-        </w:rPr>
-        <w:t>76, 175, 80)</w:t>
+      <w:r>
+        <w:rPr>
+          <w:bCs/>
+        </w:rPr>
+        <w:t>rgb(76, 175, 80)</w:t>
       </w:r>
     </w:p>
     <w:p>
@@ -1597,13 +1587,21 @@
           <w:bCs/>
           <w:lang w:val="bg-BG"/>
         </w:rPr>
-        <w:t>премахнете стандартното външно разстояние</w:t>
-      </w:r>
-      <w:r>
-        <w:rPr>
-          <w:lang w:val="bg-BG"/>
-        </w:rPr>
-        <w:t xml:space="preserve"> и задайте </w:t>
+        <w:t xml:space="preserve">премахнете стандартното външно </w:t>
+      </w:r>
+      <w:r>
+        <w:rPr>
+          <w:b/>
+          <w:bCs/>
+          <w:lang w:val="bg-BG"/>
+        </w:rPr>
+        <w:t xml:space="preserve">отстояние </w:t>
+      </w:r>
+      <w:r>
+        <w:rPr>
+          <w:lang w:val="bg-BG"/>
+        </w:rPr>
+        <w:t xml:space="preserve">и задайте </w:t>
       </w:r>
       <w:r>
         <w:rPr>
@@ -1703,7 +1701,15 @@
           <w:bCs/>
           <w:lang w:val="bg-BG"/>
         </w:rPr>
-        <w:t xml:space="preserve">вътрешно разстояние </w:t>
+        <w:t xml:space="preserve">вътрешно </w:t>
+      </w:r>
+      <w:r>
+        <w:rPr>
+          <w:b/>
+          <w:bCs/>
+          <w:lang w:val="bg-BG"/>
+        </w:rPr>
+        <w:t xml:space="preserve">отстояние </w:t>
       </w:r>
       <w:r>
         <w:rPr>
@@ -1740,6 +1746,7 @@
         <w:rPr>
           <w:b/>
           <w:bCs/>
+          <w:lang w:val="bg-BG"/>
         </w:rPr>
         <w:t xml:space="preserve"> </w:t>
       </w:r>
@@ -1820,7 +1827,15 @@
           <w:bCs/>
           <w:lang w:val="bg-BG"/>
         </w:rPr>
-        <w:t xml:space="preserve">вътрешно разстояние </w:t>
+        <w:t xml:space="preserve">вътрешно </w:t>
+      </w:r>
+      <w:r>
+        <w:rPr>
+          <w:b/>
+          <w:bCs/>
+          <w:lang w:val="bg-BG"/>
+        </w:rPr>
+        <w:t xml:space="preserve">отстояние </w:t>
       </w:r>
       <w:r>
         <w:rPr>
@@ -1885,7 +1900,15 @@
           <w:bCs/>
           <w:lang w:val="bg-BG"/>
         </w:rPr>
-        <w:t xml:space="preserve">външно разстояние </w:t>
+        <w:t xml:space="preserve">външно </w:t>
+      </w:r>
+      <w:r>
+        <w:rPr>
+          <w:b/>
+          <w:bCs/>
+          <w:lang w:val="bg-BG"/>
+        </w:rPr>
+        <w:t xml:space="preserve">отстояние </w:t>
       </w:r>
       <w:r>
         <w:rPr>
@@ -2010,7 +2033,7 @@
           <w:bCs/>
           <w:lang w:val="bg-BG"/>
         </w:rPr>
-        <w:t xml:space="preserve">разстояние </w:t>
+        <w:t xml:space="preserve">отстояние </w:t>
       </w:r>
       <w:r>
         <w:rPr>
@@ -2047,7 +2070,15 @@
           <w:bCs/>
           <w:lang w:val="bg-BG"/>
         </w:rPr>
-        <w:t xml:space="preserve">вътрешно разстояние </w:t>
+        <w:t xml:space="preserve">вътрешно </w:t>
+      </w:r>
+      <w:r>
+        <w:rPr>
+          <w:b/>
+          <w:bCs/>
+          <w:lang w:val="bg-BG"/>
+        </w:rPr>
+        <w:t xml:space="preserve">отстояние </w:t>
       </w:r>
       <w:r>
         <w:rPr>
@@ -2144,7 +2175,15 @@
           <w:bCs/>
           <w:lang w:val="bg-BG"/>
         </w:rPr>
-        <w:t xml:space="preserve">вътрешно разстояние </w:t>
+        <w:t xml:space="preserve">вътрешно </w:t>
+      </w:r>
+      <w:r>
+        <w:rPr>
+          <w:b/>
+          <w:bCs/>
+          <w:lang w:val="bg-BG"/>
+        </w:rPr>
+        <w:t xml:space="preserve">отстояние </w:t>
       </w:r>
       <w:r>
         <w:rPr>
@@ -2186,6 +2225,11 @@
       </w:r>
     </w:p>
     <w:p>
+      <w:pPr>
+        <w:rPr>
+          <w:lang w:val="bg-BG"/>
+        </w:rPr>
+      </w:pPr>
       <w:r>
         <w:rPr>
           <w:lang w:val="bg-BG"/>
@@ -2236,7 +2280,15 @@
           <w:bCs/>
           <w:lang w:val="bg-BG"/>
         </w:rPr>
-        <w:t xml:space="preserve">вътрешно разстояние </w:t>
+        <w:t xml:space="preserve">вътрешно </w:t>
+      </w:r>
+      <w:r>
+        <w:rPr>
+          <w:b/>
+          <w:bCs/>
+          <w:lang w:val="bg-BG"/>
+        </w:rPr>
+        <w:t xml:space="preserve">отстояние </w:t>
       </w:r>
       <w:r>
         <w:rPr>
@@ -2248,6 +2300,9 @@
         <w:t>20px</w:t>
       </w:r>
       <w:r>
+        <w:rPr>
+          <w:lang w:val="bg-BG"/>
+        </w:rPr>
         <w:t xml:space="preserve">, </w:t>
       </w:r>
       <w:r>
@@ -2292,7 +2347,7 @@
 </file>
 
 <file path=word/endnotes.xml><?xml version="1.0" encoding="utf-8"?>
-<w:endnotes xmlns:wpc="http://schemas.microsoft.com/office/word/2010/wordprocessingCanvas" xmlns:cx="http://schemas.microsoft.com/office/drawing/2014/chartex" xmlns:cx1="http://schemas.microsoft.com/office/drawing/2015/9/8/chartex" xmlns:cx2="http://schemas.microsoft.com/office/drawing/2015/10/21/chartex" xmlns:cx3="http://schemas.microsoft.com/office/drawing/2016/5/9/chartex" xmlns:cx4="http://schemas.microsoft.com/office/drawing/2016/5/10/chartex" xmlns:cx5="http://schemas.microsoft.com/office/drawing/2016/5/11/chartex" xmlns:cx6="http://schemas.microsoft.com/office/drawing/2016/5/12/chartex" xmlns:cx7="http://schemas.microsoft.com/office/drawing/2016/5/13/chartex" xmlns:cx8="http://schemas.microsoft.com/office/drawing/2016/5/14/chartex" xmlns:mc="http://schemas.openxmlformats.org/markup-compatibility/2006" xmlns:aink="http://schemas.microsoft.com/office/drawing/2016/ink" xmlns:am3d="http://schemas.microsoft.com/office/drawing/2017/model3d" xmlns:o="urn:schemas-microsoft-com:office:office" xmlns:oel="http://schemas.microsoft.com/office/2019/extlst" xmlns:r="http://schemas.openxmlformats.org/officeDocument/2006/relationships" xmlns:m="http://schemas.openxmlformats.org/officeDocument/2006/math" xmlns:v="urn:schemas-microsoft-com:vml" xmlns:wp14="http://schemas.microsoft.com/office/word/2010/wordprocessingDrawing" xmlns:wp="http://schemas.openxmlformats.org/drawingml/2006/wordprocessingDrawing" xmlns:w10="urn:schemas-microsoft-com:office:word" xmlns:w="http://schemas.openxmlformats.org/wordprocessingml/2006/main" xmlns:w14="http://schemas.microsoft.com/office/word/2010/wordml" xmlns:w15="http://schemas.microsoft.com/office/word/2012/wordml" xmlns:w16cex="http://schemas.microsoft.com/office/word/2018/wordml/cex" xmlns:w16cid="http://schemas.microsoft.com/office/word/2016/wordml/cid" xmlns:w16="http://schemas.microsoft.com/office/word/2018/wordml" xmlns:w16sdtdh="http://schemas.microsoft.com/office/word/2020/wordml/sdtdatahash" xmlns:w16se="http://schemas.microsoft.com/office/word/2015/wordml/symex" xmlns:wpg="http://schemas.microsoft.com/office/word/2010/wordprocessingGroup" xmlns:wpi="http://schemas.microsoft.com/office/word/2010/wordprocessingInk" xmlns:wne="http://schemas.microsoft.com/office/word/2006/wordml" xmlns:wps="http://schemas.microsoft.com/office/word/2010/wordprocessingShape" mc:Ignorable="w14 w15 w16se w16cid w16 w16cex w16sdtdh wp14">
+<w:endnotes xmlns:wpc="http://schemas.microsoft.com/office/word/2010/wordprocessingCanvas" xmlns:cx="http://schemas.microsoft.com/office/drawing/2014/chartex" xmlns:cx1="http://schemas.microsoft.com/office/drawing/2015/9/8/chartex" xmlns:cx2="http://schemas.microsoft.com/office/drawing/2015/10/21/chartex" xmlns:cx3="http://schemas.microsoft.com/office/drawing/2016/5/9/chartex" xmlns:cx4="http://schemas.microsoft.com/office/drawing/2016/5/10/chartex" xmlns:cx5="http://schemas.microsoft.com/office/drawing/2016/5/11/chartex" xmlns:cx6="http://schemas.microsoft.com/office/drawing/2016/5/12/chartex" xmlns:cx7="http://schemas.microsoft.com/office/drawing/2016/5/13/chartex" xmlns:cx8="http://schemas.microsoft.com/office/drawing/2016/5/14/chartex" xmlns:mc="http://schemas.openxmlformats.org/markup-compatibility/2006" xmlns:aink="http://schemas.microsoft.com/office/drawing/2016/ink" xmlns:am3d="http://schemas.microsoft.com/office/drawing/2017/model3d" xmlns:o="urn:schemas-microsoft-com:office:office" xmlns:oel="http://schemas.microsoft.com/office/2019/extlst" xmlns:r="http://schemas.openxmlformats.org/officeDocument/2006/relationships" xmlns:m="http://schemas.openxmlformats.org/officeDocument/2006/math" xmlns:v="urn:schemas-microsoft-com:vml" xmlns:wp14="http://schemas.microsoft.com/office/word/2010/wordprocessingDrawing" xmlns:wp="http://schemas.openxmlformats.org/drawingml/2006/wordprocessingDrawing" xmlns:w10="urn:schemas-microsoft-com:office:word" xmlns:w="http://schemas.openxmlformats.org/wordprocessingml/2006/main" xmlns:w14="http://schemas.microsoft.com/office/word/2010/wordml" xmlns:w15="http://schemas.microsoft.com/office/word/2012/wordml" xmlns:w16cex="http://schemas.microsoft.com/office/word/2018/wordml/cex" xmlns:w16cid="http://schemas.microsoft.com/office/word/2016/wordml/cid" xmlns:w16="http://schemas.microsoft.com/office/word/2018/wordml" xmlns:w16du="http://schemas.microsoft.com/office/word/2023/wordml/word16du" xmlns:w16sdtdh="http://schemas.microsoft.com/office/word/2020/wordml/sdtdatahash" xmlns:w16se="http://schemas.microsoft.com/office/word/2015/wordml/symex" xmlns:wpg="http://schemas.microsoft.com/office/word/2010/wordprocessingGroup" xmlns:wpi="http://schemas.microsoft.com/office/word/2010/wordprocessingInk" xmlns:wne="http://schemas.microsoft.com/office/word/2006/wordml" xmlns:wps="http://schemas.microsoft.com/office/word/2010/wordprocessingShape" mc:Ignorable="w14 w15 w16se w16cid w16 w16cex w16sdtdh w16du wp14">
   <w:endnote w:type="separator" w:id="-1">
     <w:p>
       <w:pPr>
@@ -2317,7 +2372,7 @@
 </file>
 
 <file path=word/footer1.xml><?xml version="1.0" encoding="utf-8"?>
-<w:ftr xmlns:wpc="http://schemas.microsoft.com/office/word/2010/wordprocessingCanvas" xmlns:cx="http://schemas.microsoft.com/office/drawing/2014/chartex" xmlns:cx1="http://schemas.microsoft.com/office/drawing/2015/9/8/chartex" xmlns:cx2="http://schemas.microsoft.com/office/drawing/2015/10/21/chartex" xmlns:cx3="http://schemas.microsoft.com/office/drawing/2016/5/9/chartex" xmlns:cx4="http://schemas.microsoft.com/office/drawing/2016/5/10/chartex" xmlns:cx5="http://schemas.microsoft.com/office/drawing/2016/5/11/chartex" xmlns:cx6="http://schemas.microsoft.com/office/drawing/2016/5/12/chartex" xmlns:cx7="http://schemas.microsoft.com/office/drawing/2016/5/13/chartex" xmlns:cx8="http://schemas.microsoft.com/office/drawing/2016/5/14/chartex" xmlns:mc="http://schemas.openxmlformats.org/markup-compatibility/2006" xmlns:aink="http://schemas.microsoft.com/office/drawing/2016/ink" xmlns:am3d="http://schemas.microsoft.com/office/drawing/2017/model3d" xmlns:o="urn:schemas-microsoft-com:office:office" xmlns:oel="http://schemas.microsoft.com/office/2019/extlst" xmlns:r="http://schemas.openxmlformats.org/officeDocument/2006/relationships" xmlns:m="http://schemas.openxmlformats.org/officeDocument/2006/math" xmlns:v="urn:schemas-microsoft-com:vml" xmlns:wp14="http://schemas.microsoft.com/office/word/2010/wordprocessingDrawing" xmlns:wp="http://schemas.openxmlformats.org/drawingml/2006/wordprocessingDrawing" xmlns:w10="urn:schemas-microsoft-com:office:word" xmlns:w="http://schemas.openxmlformats.org/wordprocessingml/2006/main" xmlns:w14="http://schemas.microsoft.com/office/word/2010/wordml" xmlns:w15="http://schemas.microsoft.com/office/word/2012/wordml" xmlns:w16cex="http://schemas.microsoft.com/office/word/2018/wordml/cex" xmlns:w16cid="http://schemas.microsoft.com/office/word/2016/wordml/cid" xmlns:w16="http://schemas.microsoft.com/office/word/2018/wordml" xmlns:w16sdtdh="http://schemas.microsoft.com/office/word/2020/wordml/sdtdatahash" xmlns:w16se="http://schemas.microsoft.com/office/word/2015/wordml/symex" xmlns:wpg="http://schemas.microsoft.com/office/word/2010/wordprocessingGroup" xmlns:wpi="http://schemas.microsoft.com/office/word/2010/wordprocessingInk" xmlns:wne="http://schemas.microsoft.com/office/word/2006/wordml" xmlns:wps="http://schemas.microsoft.com/office/word/2010/wordprocessingShape" mc:Ignorable="w14 w15 w16se w16cid w16 w16cex w16sdtdh wp14">
+<w:ftr xmlns:wpc="http://schemas.microsoft.com/office/word/2010/wordprocessingCanvas" xmlns:cx="http://schemas.microsoft.com/office/drawing/2014/chartex" xmlns:cx1="http://schemas.microsoft.com/office/drawing/2015/9/8/chartex" xmlns:cx2="http://schemas.microsoft.com/office/drawing/2015/10/21/chartex" xmlns:cx3="http://schemas.microsoft.com/office/drawing/2016/5/9/chartex" xmlns:cx4="http://schemas.microsoft.com/office/drawing/2016/5/10/chartex" xmlns:cx5="http://schemas.microsoft.com/office/drawing/2016/5/11/chartex" xmlns:cx6="http://schemas.microsoft.com/office/drawing/2016/5/12/chartex" xmlns:cx7="http://schemas.microsoft.com/office/drawing/2016/5/13/chartex" xmlns:cx8="http://schemas.microsoft.com/office/drawing/2016/5/14/chartex" xmlns:mc="http://schemas.openxmlformats.org/markup-compatibility/2006" xmlns:aink="http://schemas.microsoft.com/office/drawing/2016/ink" xmlns:am3d="http://schemas.microsoft.com/office/drawing/2017/model3d" xmlns:o="urn:schemas-microsoft-com:office:office" xmlns:oel="http://schemas.microsoft.com/office/2019/extlst" xmlns:r="http://schemas.openxmlformats.org/officeDocument/2006/relationships" xmlns:m="http://schemas.openxmlformats.org/officeDocument/2006/math" xmlns:v="urn:schemas-microsoft-com:vml" xmlns:wp14="http://schemas.microsoft.com/office/word/2010/wordprocessingDrawing" xmlns:wp="http://schemas.openxmlformats.org/drawingml/2006/wordprocessingDrawing" xmlns:w10="urn:schemas-microsoft-com:office:word" xmlns:w="http://schemas.openxmlformats.org/wordprocessingml/2006/main" xmlns:w14="http://schemas.microsoft.com/office/word/2010/wordml" xmlns:w15="http://schemas.microsoft.com/office/word/2012/wordml" xmlns:w16cex="http://schemas.microsoft.com/office/word/2018/wordml/cex" xmlns:w16cid="http://schemas.microsoft.com/office/word/2016/wordml/cid" xmlns:w16="http://schemas.microsoft.com/office/word/2018/wordml" xmlns:w16du="http://schemas.microsoft.com/office/word/2023/wordml/word16du" xmlns:w16sdtdh="http://schemas.microsoft.com/office/word/2020/wordml/sdtdatahash" xmlns:w16se="http://schemas.microsoft.com/office/word/2015/wordml/symex" xmlns:wpg="http://schemas.microsoft.com/office/word/2010/wordprocessingGroup" xmlns:wpi="http://schemas.microsoft.com/office/word/2010/wordprocessingInk" xmlns:wne="http://schemas.microsoft.com/office/word/2006/wordml" xmlns:wps="http://schemas.microsoft.com/office/word/2010/wordprocessingShape" mc:Ignorable="w14 w15 w16se w16cid w16 w16cex w16sdtdh w16du wp14">
   <w:p>
     <w:pPr>
       <w:pStyle w:val="Footer"/>
@@ -2665,7 +2720,7 @@
               <v:stroke joinstyle="miter"/>
               <v:path gradientshapeok="t" o:connecttype="rect"/>
             </v:shapetype>
-            <v:shape id="Text Box 16" o:spid="_x0000_s1026" type="#_x0000_t202" style="position:absolute;margin-left:101.15pt;margin-top:6.95pt;width:418.95pt;height:40.45pt;z-index:251660288;visibility:visible;mso-wrap-style:square;mso-width-percent:0;mso-height-percent:0;mso-wrap-distance-left:9pt;mso-wrap-distance-top:0;mso-wrap-distance-right:9pt;mso-wrap-distance-bottom:0;mso-position-horizontal:absolute;mso-position-horizontal-relative:text;mso-position-vertical:absolute;mso-position-vertical-relative:text;mso-width-percent:0;mso-height-percent:0;mso-width-relative:page;mso-height-relative:page;v-text-anchor:top" o:gfxdata="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" filled="f" stroked="f">
+            <v:shape id="Text Box 16" o:spid="_x0000_s1026" type="#_x0000_t202" style="position:absolute;margin-left:101.15pt;margin-top:6.95pt;width:418.95pt;height:40.45pt;z-index:251660288;visibility:visible;mso-wrap-style:square;mso-width-percent:0;mso-height-percent:0;mso-wrap-distance-left:9pt;mso-wrap-distance-top:0;mso-wrap-distance-right:9pt;mso-wrap-distance-bottom:0;mso-position-horizontal:absolute;mso-position-horizontal-relative:text;mso-position-vertical:absolute;mso-position-vertical-relative:text;mso-width-percent:0;mso-height-percent:0;mso-width-relative:page;mso-height-relative:page;v-text-anchor:top" o:gfxdata="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" filled="f" stroked="f">
               <v:textbox inset=".5mm,1.2mm,.5mm,.5mm">
                 <w:txbxContent>
                   <w:p>
@@ -3082,7 +3137,7 @@
             </wp:anchor>
           </w:drawing>
         </mc:Choice>
-        <mc:Fallback xmlns:w16du="http://schemas.microsoft.com/office/word/2023/wordml/word16du">
+        <mc:Fallback>
           <w:pict>
             <v:line w14:anchorId="23DA4A24" id="Straight Connector 19" o:spid="_x0000_s1026" style="position:absolute;flip:y;z-index:251659264;visibility:visible;mso-wrap-style:square;mso-width-percent:0;mso-height-percent:0;mso-wrap-distance-left:9pt;mso-wrap-distance-top:0;mso-wrap-distance-right:9pt;mso-wrap-distance-bottom:0;mso-position-horizontal:absolute;mso-position-horizontal-relative:text;mso-position-vertical:absolute;mso-position-vertical-relative:text;mso-width-percent:0;mso-height-percent:0;mso-width-relative:page;mso-height-relative:page" from="-.1pt,5.2pt" to="520.7pt,5.2pt" o:gfxdata="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" strokecolor="#974706 [1609]" strokeweight="1pt">
               <v:stroke endcap="round"/>
@@ -3307,7 +3362,7 @@
         </mc:Choice>
         <mc:Fallback>
           <w:pict>
-            <v:shape w14:anchorId="0D7D8A2E" id="Text Box 4" o:spid="_x0000_s1027" type="#_x0000_t202" style="position:absolute;margin-left:444.65pt;margin-top:8.35pt;width:70.9pt;height:15.9pt;z-index:251661312;visibility:visible;mso-wrap-style:square;mso-width-percent:0;mso-height-percent:0;mso-wrap-distance-left:9pt;mso-wrap-distance-top:0;mso-wrap-distance-right:9pt;mso-wrap-distance-bottom:0;mso-position-horizontal:absolute;mso-position-horizontal-relative:text;mso-position-vertical:absolute;mso-position-vertical-relative:text;mso-width-percent:0;mso-height-percent:0;mso-width-relative:page;mso-height-relative:page;v-text-anchor:middle" o:gfxdata="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" filled="f" stroked="f" strokeweight=".5pt">
+            <v:shape w14:anchorId="0D7D8A2E" id="Text Box 4" o:spid="_x0000_s1027" type="#_x0000_t202" style="position:absolute;margin-left:444.65pt;margin-top:8.35pt;width:70.9pt;height:15.9pt;z-index:251661312;visibility:visible;mso-wrap-style:square;mso-width-percent:0;mso-height-percent:0;mso-wrap-distance-left:9pt;mso-wrap-distance-top:0;mso-wrap-distance-right:9pt;mso-wrap-distance-bottom:0;mso-position-horizontal:absolute;mso-position-horizontal-relative:text;mso-position-vertical:absolute;mso-position-vertical-relative:text;mso-width-percent:0;mso-height-percent:0;mso-width-relative:page;mso-height-relative:page;v-text-anchor:middle" o:gfxdata="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" filled="f" stroked="f" strokeweight=".5pt">
               <v:textbox inset="0,0,0,0">
                 <w:txbxContent>
                   <w:p>
@@ -3457,7 +3512,7 @@
 </file>
 
 <file path=word/footnotes.xml><?xml version="1.0" encoding="utf-8"?>
-<w:footnotes xmlns:wpc="http://schemas.microsoft.com/office/word/2010/wordprocessingCanvas" xmlns:cx="http://schemas.microsoft.com/office/drawing/2014/chartex" xmlns:cx1="http://schemas.microsoft.com/office/drawing/2015/9/8/chartex" xmlns:cx2="http://schemas.microsoft.com/office/drawing/2015/10/21/chartex" xmlns:cx3="http://schemas.microsoft.com/office/drawing/2016/5/9/chartex" xmlns:cx4="http://schemas.microsoft.com/office/drawing/2016/5/10/chartex" xmlns:cx5="http://schemas.microsoft.com/office/drawing/2016/5/11/chartex" xmlns:cx6="http://schemas.microsoft.com/office/drawing/2016/5/12/chartex" xmlns:cx7="http://schemas.microsoft.com/office/drawing/2016/5/13/chartex" xmlns:cx8="http://schemas.microsoft.com/office/drawing/2016/5/14/chartex" xmlns:mc="http://schemas.openxmlformats.org/markup-compatibility/2006" xmlns:aink="http://schemas.microsoft.com/office/drawing/2016/ink" xmlns:am3d="http://schemas.microsoft.com/office/drawing/2017/model3d" xmlns:o="urn:schemas-microsoft-com:office:office" xmlns:oel="http://schemas.microsoft.com/office/2019/extlst" xmlns:r="http://schemas.openxmlformats.org/officeDocument/2006/relationships" xmlns:m="http://schemas.openxmlformats.org/officeDocument/2006/math" xmlns:v="urn:schemas-microsoft-com:vml" xmlns:wp14="http://schemas.microsoft.com/office/word/2010/wordprocessingDrawing" xmlns:wp="http://schemas.openxmlformats.org/drawingml/2006/wordprocessingDrawing" xmlns:w10="urn:schemas-microsoft-com:office:word" xmlns:w="http://schemas.openxmlformats.org/wordprocessingml/2006/main" xmlns:w14="http://schemas.microsoft.com/office/word/2010/wordml" xmlns:w15="http://schemas.microsoft.com/office/word/2012/wordml" xmlns:w16cex="http://schemas.microsoft.com/office/word/2018/wordml/cex" xmlns:w16cid="http://schemas.microsoft.com/office/word/2016/wordml/cid" xmlns:w16="http://schemas.microsoft.com/office/word/2018/wordml" xmlns:w16sdtdh="http://schemas.microsoft.com/office/word/2020/wordml/sdtdatahash" xmlns:w16se="http://schemas.microsoft.com/office/word/2015/wordml/symex" xmlns:wpg="http://schemas.microsoft.com/office/word/2010/wordprocessingGroup" xmlns:wpi="http://schemas.microsoft.com/office/word/2010/wordprocessingInk" xmlns:wne="http://schemas.microsoft.com/office/word/2006/wordml" xmlns:wps="http://schemas.microsoft.com/office/word/2010/wordprocessingShape" mc:Ignorable="w14 w15 w16se w16cid w16 w16cex w16sdtdh wp14">
+<w:footnotes xmlns:wpc="http://schemas.microsoft.com/office/word/2010/wordprocessingCanvas" xmlns:cx="http://schemas.microsoft.com/office/drawing/2014/chartex" xmlns:cx1="http://schemas.microsoft.com/office/drawing/2015/9/8/chartex" xmlns:cx2="http://schemas.microsoft.com/office/drawing/2015/10/21/chartex" xmlns:cx3="http://schemas.microsoft.com/office/drawing/2016/5/9/chartex" xmlns:cx4="http://schemas.microsoft.com/office/drawing/2016/5/10/chartex" xmlns:cx5="http://schemas.microsoft.com/office/drawing/2016/5/11/chartex" xmlns:cx6="http://schemas.microsoft.com/office/drawing/2016/5/12/chartex" xmlns:cx7="http://schemas.microsoft.com/office/drawing/2016/5/13/chartex" xmlns:cx8="http://schemas.microsoft.com/office/drawing/2016/5/14/chartex" xmlns:mc="http://schemas.openxmlformats.org/markup-compatibility/2006" xmlns:aink="http://schemas.microsoft.com/office/drawing/2016/ink" xmlns:am3d="http://schemas.microsoft.com/office/drawing/2017/model3d" xmlns:o="urn:schemas-microsoft-com:office:office" xmlns:oel="http://schemas.microsoft.com/office/2019/extlst" xmlns:r="http://schemas.openxmlformats.org/officeDocument/2006/relationships" xmlns:m="http://schemas.openxmlformats.org/officeDocument/2006/math" xmlns:v="urn:schemas-microsoft-com:vml" xmlns:wp14="http://schemas.microsoft.com/office/word/2010/wordprocessingDrawing" xmlns:wp="http://schemas.openxmlformats.org/drawingml/2006/wordprocessingDrawing" xmlns:w10="urn:schemas-microsoft-com:office:word" xmlns:w="http://schemas.openxmlformats.org/wordprocessingml/2006/main" xmlns:w14="http://schemas.microsoft.com/office/word/2010/wordml" xmlns:w15="http://schemas.microsoft.com/office/word/2012/wordml" xmlns:w16cex="http://schemas.microsoft.com/office/word/2018/wordml/cex" xmlns:w16cid="http://schemas.microsoft.com/office/word/2016/wordml/cid" xmlns:w16="http://schemas.microsoft.com/office/word/2018/wordml" xmlns:w16du="http://schemas.microsoft.com/office/word/2023/wordml/word16du" xmlns:w16sdtdh="http://schemas.microsoft.com/office/word/2020/wordml/sdtdatahash" xmlns:w16se="http://schemas.microsoft.com/office/word/2015/wordml/symex" xmlns:wpg="http://schemas.microsoft.com/office/word/2010/wordprocessingGroup" xmlns:wpi="http://schemas.microsoft.com/office/word/2010/wordprocessingInk" xmlns:wne="http://schemas.microsoft.com/office/word/2006/wordml" xmlns:wps="http://schemas.microsoft.com/office/word/2010/wordprocessingShape" mc:Ignorable="w14 w15 w16se w16cid w16 w16cex w16sdtdh w16du wp14">
   <w:footnote w:type="separator" w:id="-1">
     <w:p>
       <w:pPr>
@@ -3482,7 +3537,7 @@
 </file>
 
 <file path=word/header1.xml><?xml version="1.0" encoding="utf-8"?>
-<w:hdr xmlns:wpc="http://schemas.microsoft.com/office/word/2010/wordprocessingCanvas" xmlns:cx="http://schemas.microsoft.com/office/drawing/2014/chartex" xmlns:cx1="http://schemas.microsoft.com/office/drawing/2015/9/8/chartex" xmlns:cx2="http://schemas.microsoft.com/office/drawing/2015/10/21/chartex" xmlns:cx3="http://schemas.microsoft.com/office/drawing/2016/5/9/chartex" xmlns:cx4="http://schemas.microsoft.com/office/drawing/2016/5/10/chartex" xmlns:cx5="http://schemas.microsoft.com/office/drawing/2016/5/11/chartex" xmlns:cx6="http://schemas.microsoft.com/office/drawing/2016/5/12/chartex" xmlns:cx7="http://schemas.microsoft.com/office/drawing/2016/5/13/chartex" xmlns:cx8="http://schemas.microsoft.com/office/drawing/2016/5/14/chartex" xmlns:mc="http://schemas.openxmlformats.org/markup-compatibility/2006" xmlns:aink="http://schemas.microsoft.com/office/drawing/2016/ink" xmlns:am3d="http://schemas.microsoft.com/office/drawing/2017/model3d" xmlns:o="urn:schemas-microsoft-com:office:office" xmlns:oel="http://schemas.microsoft.com/office/2019/extlst" xmlns:r="http://schemas.openxmlformats.org/officeDocument/2006/relationships" xmlns:m="http://schemas.openxmlformats.org/officeDocument/2006/math" xmlns:v="urn:schemas-microsoft-com:vml" xmlns:wp14="http://schemas.microsoft.com/office/word/2010/wordprocessingDrawing" xmlns:wp="http://schemas.openxmlformats.org/drawingml/2006/wordprocessingDrawing" xmlns:w10="urn:schemas-microsoft-com:office:word" xmlns:w="http://schemas.openxmlformats.org/wordprocessingml/2006/main" xmlns:w14="http://schemas.microsoft.com/office/word/2010/wordml" xmlns:w15="http://schemas.microsoft.com/office/word/2012/wordml" xmlns:w16cex="http://schemas.microsoft.com/office/word/2018/wordml/cex" xmlns:w16cid="http://schemas.microsoft.com/office/word/2016/wordml/cid" xmlns:w16="http://schemas.microsoft.com/office/word/2018/wordml" xmlns:w16sdtdh="http://schemas.microsoft.com/office/word/2020/wordml/sdtdatahash" xmlns:w16se="http://schemas.microsoft.com/office/word/2015/wordml/symex" xmlns:wpg="http://schemas.microsoft.com/office/word/2010/wordprocessingGroup" xmlns:wpi="http://schemas.microsoft.com/office/word/2010/wordprocessingInk" xmlns:wne="http://schemas.microsoft.com/office/word/2006/wordml" xmlns:wps="http://schemas.microsoft.com/office/word/2010/wordprocessingShape" mc:Ignorable="w14 w15 w16se w16cid w16 w16cex w16sdtdh wp14">
+<w:hdr xmlns:wpc="http://schemas.microsoft.com/office/word/2010/wordprocessingCanvas" xmlns:cx="http://schemas.microsoft.com/office/drawing/2014/chartex" xmlns:cx1="http://schemas.microsoft.com/office/drawing/2015/9/8/chartex" xmlns:cx2="http://schemas.microsoft.com/office/drawing/2015/10/21/chartex" xmlns:cx3="http://schemas.microsoft.com/office/drawing/2016/5/9/chartex" xmlns:cx4="http://schemas.microsoft.com/office/drawing/2016/5/10/chartex" xmlns:cx5="http://schemas.microsoft.com/office/drawing/2016/5/11/chartex" xmlns:cx6="http://schemas.microsoft.com/office/drawing/2016/5/12/chartex" xmlns:cx7="http://schemas.microsoft.com/office/drawing/2016/5/13/chartex" xmlns:cx8="http://schemas.microsoft.com/office/drawing/2016/5/14/chartex" xmlns:mc="http://schemas.openxmlformats.org/markup-compatibility/2006" xmlns:aink="http://schemas.microsoft.com/office/drawing/2016/ink" xmlns:am3d="http://schemas.microsoft.com/office/drawing/2017/model3d" xmlns:o="urn:schemas-microsoft-com:office:office" xmlns:oel="http://schemas.microsoft.com/office/2019/extlst" xmlns:r="http://schemas.openxmlformats.org/officeDocument/2006/relationships" xmlns:m="http://schemas.openxmlformats.org/officeDocument/2006/math" xmlns:v="urn:schemas-microsoft-com:vml" xmlns:wp14="http://schemas.microsoft.com/office/word/2010/wordprocessingDrawing" xmlns:wp="http://schemas.openxmlformats.org/drawingml/2006/wordprocessingDrawing" xmlns:w10="urn:schemas-microsoft-com:office:word" xmlns:w="http://schemas.openxmlformats.org/wordprocessingml/2006/main" xmlns:w14="http://schemas.microsoft.com/office/word/2010/wordml" xmlns:w15="http://schemas.microsoft.com/office/word/2012/wordml" xmlns:w16cex="http://schemas.microsoft.com/office/word/2018/wordml/cex" xmlns:w16cid="http://schemas.microsoft.com/office/word/2016/wordml/cid" xmlns:w16="http://schemas.microsoft.com/office/word/2018/wordml" xmlns:w16du="http://schemas.microsoft.com/office/word/2023/wordml/word16du" xmlns:w16sdtdh="http://schemas.microsoft.com/office/word/2020/wordml/sdtdatahash" xmlns:w16se="http://schemas.microsoft.com/office/word/2015/wordml/symex" xmlns:wpg="http://schemas.microsoft.com/office/word/2010/wordprocessingGroup" xmlns:wpi="http://schemas.microsoft.com/office/word/2010/wordprocessingInk" xmlns:wne="http://schemas.microsoft.com/office/word/2006/wordml" xmlns:wps="http://schemas.microsoft.com/office/word/2010/wordprocessingShape" mc:Ignorable="w14 w15 w16se w16cid w16 w16cex w16sdtdh w16du wp14">
   <w:p>
     <w:pPr>
       <w:pStyle w:val="Header"/>
@@ -3493,7 +3548,7 @@
 </file>
 
 <file path=word/numbering.xml><?xml version="1.0" encoding="utf-8"?>
-<w:numbering xmlns:wpc="http://schemas.microsoft.com/office/word/2010/wordprocessingCanvas" xmlns:cx="http://schemas.microsoft.com/office/drawing/2014/chartex" xmlns:cx1="http://schemas.microsoft.com/office/drawing/2015/9/8/chartex" xmlns:cx2="http://schemas.microsoft.com/office/drawing/2015/10/21/chartex" xmlns:cx3="http://schemas.microsoft.com/office/drawing/2016/5/9/chartex" xmlns:cx4="http://schemas.microsoft.com/office/drawing/2016/5/10/chartex" xmlns:cx5="http://schemas.microsoft.com/office/drawing/2016/5/11/chartex" xmlns:cx6="http://schemas.microsoft.com/office/drawing/2016/5/12/chartex" xmlns:cx7="http://schemas.microsoft.com/office/drawing/2016/5/13/chartex" xmlns:cx8="http://schemas.microsoft.com/office/drawing/2016/5/14/chartex" xmlns:mc="http://schemas.openxmlformats.org/markup-compatibility/2006" xmlns:aink="http://schemas.microsoft.com/office/drawing/2016/ink" xmlns:am3d="http://schemas.microsoft.com/office/drawing/2017/model3d" xmlns:o="urn:schemas-microsoft-com:office:office" xmlns:oel="http://schemas.microsoft.com/office/2019/extlst" xmlns:r="http://schemas.openxmlformats.org/officeDocument/2006/relationships" xmlns:m="http://schemas.openxmlformats.org/officeDocument/2006/math" xmlns:v="urn:schemas-microsoft-com:vml" xmlns:wp14="http://schemas.microsoft.com/office/word/2010/wordprocessingDrawing" xmlns:wp="http://schemas.openxmlformats.org/drawingml/2006/wordprocessingDrawing" xmlns:w10="urn:schemas-microsoft-com:office:word" xmlns:w="http://schemas.openxmlformats.org/wordprocessingml/2006/main" xmlns:w14="http://schemas.microsoft.com/office/word/2010/wordml" xmlns:w15="http://schemas.microsoft.com/office/word/2012/wordml" xmlns:w16cex="http://schemas.microsoft.com/office/word/2018/wordml/cex" xmlns:w16cid="http://schemas.microsoft.com/office/word/2016/wordml/cid" xmlns:w16="http://schemas.microsoft.com/office/word/2018/wordml" xmlns:w16sdtdh="http://schemas.microsoft.com/office/word/2020/wordml/sdtdatahash" xmlns:w16se="http://schemas.microsoft.com/office/word/2015/wordml/symex" xmlns:wpg="http://schemas.microsoft.com/office/word/2010/wordprocessingGroup" xmlns:wpi="http://schemas.microsoft.com/office/word/2010/wordprocessingInk" xmlns:wne="http://schemas.microsoft.com/office/word/2006/wordml" xmlns:wps="http://schemas.microsoft.com/office/word/2010/wordprocessingShape" mc:Ignorable="w14 w15 w16se w16cid w16 w16cex w16sdtdh wp14">
+<w:numbering xmlns:wpc="http://schemas.microsoft.com/office/word/2010/wordprocessingCanvas" xmlns:cx="http://schemas.microsoft.com/office/drawing/2014/chartex" xmlns:cx1="http://schemas.microsoft.com/office/drawing/2015/9/8/chartex" xmlns:cx2="http://schemas.microsoft.com/office/drawing/2015/10/21/chartex" xmlns:cx3="http://schemas.microsoft.com/office/drawing/2016/5/9/chartex" xmlns:cx4="http://schemas.microsoft.com/office/drawing/2016/5/10/chartex" xmlns:cx5="http://schemas.microsoft.com/office/drawing/2016/5/11/chartex" xmlns:cx6="http://schemas.microsoft.com/office/drawing/2016/5/12/chartex" xmlns:cx7="http://schemas.microsoft.com/office/drawing/2016/5/13/chartex" xmlns:cx8="http://schemas.microsoft.com/office/drawing/2016/5/14/chartex" xmlns:mc="http://schemas.openxmlformats.org/markup-compatibility/2006" xmlns:aink="http://schemas.microsoft.com/office/drawing/2016/ink" xmlns:am3d="http://schemas.microsoft.com/office/drawing/2017/model3d" xmlns:o="urn:schemas-microsoft-com:office:office" xmlns:oel="http://schemas.microsoft.com/office/2019/extlst" xmlns:r="http://schemas.openxmlformats.org/officeDocument/2006/relationships" xmlns:m="http://schemas.openxmlformats.org/officeDocument/2006/math" xmlns:v="urn:schemas-microsoft-com:vml" xmlns:wp14="http://schemas.microsoft.com/office/word/2010/wordprocessingDrawing" xmlns:wp="http://schemas.openxmlformats.org/drawingml/2006/wordprocessingDrawing" xmlns:w10="urn:schemas-microsoft-com:office:word" xmlns:w="http://schemas.openxmlformats.org/wordprocessingml/2006/main" xmlns:w14="http://schemas.microsoft.com/office/word/2010/wordml" xmlns:w15="http://schemas.microsoft.com/office/word/2012/wordml" xmlns:w16cex="http://schemas.microsoft.com/office/word/2018/wordml/cex" xmlns:w16cid="http://schemas.microsoft.com/office/word/2016/wordml/cid" xmlns:w16="http://schemas.microsoft.com/office/word/2018/wordml" xmlns:w16du="http://schemas.microsoft.com/office/word/2023/wordml/word16du" xmlns:w16sdtdh="http://schemas.microsoft.com/office/word/2020/wordml/sdtdatahash" xmlns:w16se="http://schemas.microsoft.com/office/word/2015/wordml/symex" xmlns:wpg="http://schemas.microsoft.com/office/word/2010/wordprocessingGroup" xmlns:wpi="http://schemas.microsoft.com/office/word/2010/wordprocessingInk" xmlns:wne="http://schemas.microsoft.com/office/word/2006/wordml" xmlns:wps="http://schemas.microsoft.com/office/word/2010/wordprocessingShape" mc:Ignorable="w14 w15 w16se w16cid w16 w16cex w16sdtdh w16du wp14">
   <w:abstractNum w:abstractNumId="0" w15:restartNumberingAfterBreak="0">
     <w:nsid w:val="13A00DEC"/>
     <w:multiLevelType w:val="hybridMultilevel"/>
@@ -3865,7 +3920,7 @@
 </file>
 
 <file path=word/styles.xml><?xml version="1.0" encoding="utf-8"?>
-<w:styles xmlns:mc="http://schemas.openxmlformats.org/markup-compatibility/2006" xmlns:r="http://schemas.openxmlformats.org/officeDocument/2006/relationships" xmlns:w="http://schemas.openxmlformats.org/wordprocessingml/2006/main" xmlns:w14="http://schemas.microsoft.com/office/word/2010/wordml" xmlns:w15="http://schemas.microsoft.com/office/word/2012/wordml" xmlns:w16cex="http://schemas.microsoft.com/office/word/2018/wordml/cex" xmlns:w16cid="http://schemas.microsoft.com/office/word/2016/wordml/cid" xmlns:w16="http://schemas.microsoft.com/office/word/2018/wordml" xmlns:w16sdtdh="http://schemas.microsoft.com/office/word/2020/wordml/sdtdatahash" xmlns:w16se="http://schemas.microsoft.com/office/word/2015/wordml/symex" mc:Ignorable="w14 w15 w16se w16cid w16 w16cex w16sdtdh">
+<w:styles xmlns:mc="http://schemas.openxmlformats.org/markup-compatibility/2006" xmlns:r="http://schemas.openxmlformats.org/officeDocument/2006/relationships" xmlns:w="http://schemas.openxmlformats.org/wordprocessingml/2006/main" xmlns:w14="http://schemas.microsoft.com/office/word/2010/wordml" xmlns:w15="http://schemas.microsoft.com/office/word/2012/wordml" xmlns:w16cex="http://schemas.microsoft.com/office/word/2018/wordml/cex" xmlns:w16cid="http://schemas.microsoft.com/office/word/2016/wordml/cid" xmlns:w16="http://schemas.microsoft.com/office/word/2018/wordml" xmlns:w16du="http://schemas.microsoft.com/office/word/2023/wordml/word16du" xmlns:w16sdtdh="http://schemas.microsoft.com/office/word/2020/wordml/sdtdatahash" xmlns:w16se="http://schemas.microsoft.com/office/word/2015/wordml/symex" mc:Ignorable="w14 w15 w16se w16cid w16 w16cex w16sdtdh w16du">
   <w:docDefaults>
     <w:rPrDefault>
       <w:rPr>
@@ -4387,7 +4442,6 @@
   <w:style w:type="character" w:default="1" w:styleId="DefaultParagraphFont">
     <w:name w:val="Default Paragraph Font"/>
     <w:uiPriority w:val="1"/>
-    <w:semiHidden/>
     <w:unhideWhenUsed/>
   </w:style>
   <w:style w:type="table" w:default="1" w:styleId="TableNormal">

--- a/Courses/Software-Sciences/IT-Module-3-Web-Design/14-CSS-Exam/14.2-CSS-Exam.docx
+++ b/Courses/Software-Sciences/IT-Module-3-Web-Design/14-CSS-Exam/14.2-CSS-Exam.docx
@@ -1,6 +1,6 @@
 
 <file path=word/document.xml><?xml version="1.0" encoding="utf-8"?>
-<w:document xmlns:wpc="http://schemas.microsoft.com/office/word/2010/wordprocessingCanvas" xmlns:cx="http://schemas.microsoft.com/office/drawing/2014/chartex" xmlns:cx1="http://schemas.microsoft.com/office/drawing/2015/9/8/chartex" xmlns:cx2="http://schemas.microsoft.com/office/drawing/2015/10/21/chartex" xmlns:cx3="http://schemas.microsoft.com/office/drawing/2016/5/9/chartex" xmlns:cx4="http://schemas.microsoft.com/office/drawing/2016/5/10/chartex" xmlns:cx5="http://schemas.microsoft.com/office/drawing/2016/5/11/chartex" xmlns:cx6="http://schemas.microsoft.com/office/drawing/2016/5/12/chartex" xmlns:cx7="http://schemas.microsoft.com/office/drawing/2016/5/13/chartex" xmlns:cx8="http://schemas.microsoft.com/office/drawing/2016/5/14/chartex" xmlns:mc="http://schemas.openxmlformats.org/markup-compatibility/2006" xmlns:aink="http://schemas.microsoft.com/office/drawing/2016/ink" xmlns:am3d="http://schemas.microsoft.com/office/drawing/2017/model3d" xmlns:o="urn:schemas-microsoft-com:office:office" xmlns:oel="http://schemas.microsoft.com/office/2019/extlst" xmlns:r="http://schemas.openxmlformats.org/officeDocument/2006/relationships" xmlns:m="http://schemas.openxmlformats.org/officeDocument/2006/math" xmlns:v="urn:schemas-microsoft-com:vml" xmlns:wp14="http://schemas.microsoft.com/office/word/2010/wordprocessingDrawing" xmlns:wp="http://schemas.openxmlformats.org/drawingml/2006/wordprocessingDrawing" xmlns:w10="urn:schemas-microsoft-com:office:word" xmlns:w="http://schemas.openxmlformats.org/wordprocessingml/2006/main" xmlns:w14="http://schemas.microsoft.com/office/word/2010/wordml" xmlns:w15="http://schemas.microsoft.com/office/word/2012/wordml" xmlns:w16cex="http://schemas.microsoft.com/office/word/2018/wordml/cex" xmlns:w16cid="http://schemas.microsoft.com/office/word/2016/wordml/cid" xmlns:w16="http://schemas.microsoft.com/office/word/2018/wordml" xmlns:w16du="http://schemas.microsoft.com/office/word/2023/wordml/word16du" xmlns:w16sdtdh="http://schemas.microsoft.com/office/word/2020/wordml/sdtdatahash" xmlns:w16se="http://schemas.microsoft.com/office/word/2015/wordml/symex" xmlns:wpg="http://schemas.microsoft.com/office/word/2010/wordprocessingGroup" xmlns:wpi="http://schemas.microsoft.com/office/word/2010/wordprocessingInk" xmlns:wne="http://schemas.microsoft.com/office/word/2006/wordml" xmlns:wps="http://schemas.microsoft.com/office/word/2010/wordprocessingShape" mc:Ignorable="w14 w15 w16se w16cid w16 w16cex w16sdtdh w16du wp14">
+<w:document xmlns:wpc="http://schemas.microsoft.com/office/word/2010/wordprocessingCanvas" xmlns:cx="http://schemas.microsoft.com/office/drawing/2014/chartex" xmlns:cx1="http://schemas.microsoft.com/office/drawing/2015/9/8/chartex" xmlns:cx2="http://schemas.microsoft.com/office/drawing/2015/10/21/chartex" xmlns:cx3="http://schemas.microsoft.com/office/drawing/2016/5/9/chartex" xmlns:cx4="http://schemas.microsoft.com/office/drawing/2016/5/10/chartex" xmlns:cx5="http://schemas.microsoft.com/office/drawing/2016/5/11/chartex" xmlns:cx6="http://schemas.microsoft.com/office/drawing/2016/5/12/chartex" xmlns:cx7="http://schemas.microsoft.com/office/drawing/2016/5/13/chartex" xmlns:cx8="http://schemas.microsoft.com/office/drawing/2016/5/14/chartex" xmlns:mc="http://schemas.openxmlformats.org/markup-compatibility/2006" xmlns:aink="http://schemas.microsoft.com/office/drawing/2016/ink" xmlns:am3d="http://schemas.microsoft.com/office/drawing/2017/model3d" xmlns:o="urn:schemas-microsoft-com:office:office" xmlns:oel="http://schemas.microsoft.com/office/2019/extlst" xmlns:r="http://schemas.openxmlformats.org/officeDocument/2006/relationships" xmlns:m="http://schemas.openxmlformats.org/officeDocument/2006/math" xmlns:v="urn:schemas-microsoft-com:vml" xmlns:wp14="http://schemas.microsoft.com/office/word/2010/wordprocessingDrawing" xmlns:wp="http://schemas.openxmlformats.org/drawingml/2006/wordprocessingDrawing" xmlns:w10="urn:schemas-microsoft-com:office:word" xmlns:w="http://schemas.openxmlformats.org/wordprocessingml/2006/main" xmlns:w14="http://schemas.microsoft.com/office/word/2010/wordml" xmlns:w15="http://schemas.microsoft.com/office/word/2012/wordml" xmlns:w16cex="http://schemas.microsoft.com/office/word/2018/wordml/cex" xmlns:w16cid="http://schemas.microsoft.com/office/word/2016/wordml/cid" xmlns:w16="http://schemas.microsoft.com/office/word/2018/wordml" xmlns:w16sdtdh="http://schemas.microsoft.com/office/word/2020/wordml/sdtdatahash" xmlns:w16se="http://schemas.microsoft.com/office/word/2015/wordml/symex" xmlns:wpg="http://schemas.microsoft.com/office/word/2010/wordprocessingGroup" xmlns:wpi="http://schemas.microsoft.com/office/word/2010/wordprocessingInk" xmlns:wne="http://schemas.microsoft.com/office/word/2006/wordml" xmlns:wps="http://schemas.microsoft.com/office/word/2010/wordprocessingShape" mc:Ignorable="w14 w15 w16se w16cid w16 w16cex w16sdtdh wp14">
   <w:body>
     <w:p>
       <w:pPr>
@@ -44,7 +44,7 @@
           <w:noProof/>
         </w:rPr>
         <w:drawing>
-          <wp:inline distT="0" distB="0" distL="0" distR="0" wp14:anchorId="73F5C6D6" wp14:editId="36C589D7">
+          <wp:inline distT="0" distB="0" distL="0" distR="0" wp14:anchorId="73F5C6D6" wp14:editId="25C81955">
             <wp:extent cx="1065886" cy="497260"/>
             <wp:effectExtent l="0" t="0" r="1270" b="0"/>
             <wp:docPr id="470543985" name="Picture 1"/>
@@ -159,7 +159,23 @@
           <w:b/>
           <w:lang w:val="bg-BG"/>
         </w:rPr>
-        <w:t>id="title"</w:t>
+        <w:t>id="</w:t>
+      </w:r>
+      <w:r>
+        <w:rPr>
+          <w:rFonts w:ascii="Consolas" w:hAnsi="Consolas" w:cs="Consolas"/>
+          <w:b/>
+          <w:lang w:val="en-GB"/>
+        </w:rPr>
+        <w:t>title</w:t>
+      </w:r>
+      <w:r>
+        <w:rPr>
+          <w:rFonts w:ascii="Consolas" w:hAnsi="Consolas" w:cs="Consolas"/>
+          <w:b/>
+          <w:lang w:val="bg-BG"/>
+        </w:rPr>
+        <w:t>"</w:t>
       </w:r>
       <w:r>
         <w:rPr>
@@ -180,12 +196,14 @@
           <w:bCs/>
         </w:rPr>
       </w:pPr>
+      <w:proofErr w:type="gramStart"/>
       <w:r>
         <w:rPr>
           <w:bCs/>
         </w:rPr>
         <w:t>.title</w:t>
       </w:r>
+      <w:proofErr w:type="gramEnd"/>
     </w:p>
     <w:p>
       <w:pPr>
@@ -278,7 +296,14 @@
           <w:b/>
           <w:lang w:val="bg-BG"/>
         </w:rPr>
-        <w:t>външното разстояние</w:t>
+        <w:t xml:space="preserve">външното </w:t>
+      </w:r>
+      <w:r>
+        <w:rPr>
+          <w:b/>
+          <w:lang w:val="bg-BG"/>
+        </w:rPr>
+        <w:t>отстояние</w:t>
       </w:r>
       <w:r>
         <w:rPr>
@@ -528,9 +553,16 @@
       <w:r>
         <w:rPr>
           <w:b/>
-          <w:lang w:val="bg-BG"/>
-        </w:rPr>
-        <w:t>Internal CSS</w:t>
+          <w:lang w:val="en-GB"/>
+        </w:rPr>
+        <w:t xml:space="preserve">Internal </w:t>
+      </w:r>
+      <w:r>
+        <w:rPr>
+          <w:b/>
+          <w:lang w:val="bg-BG"/>
+        </w:rPr>
+        <w:t>CSS</w:t>
       </w:r>
       <w:r>
         <w:rPr>
@@ -575,7 +607,35 @@
           <w:bCs/>
           <w:lang w:val="bg-BG"/>
         </w:rPr>
-        <w:t>В &lt;style&gt; таг в &lt;head&gt;</w:t>
+        <w:t>В &lt;</w:t>
+      </w:r>
+      <w:r>
+        <w:rPr>
+          <w:bCs/>
+          <w:lang w:val="en-GB"/>
+        </w:rPr>
+        <w:t>style</w:t>
+      </w:r>
+      <w:r>
+        <w:rPr>
+          <w:bCs/>
+          <w:lang w:val="bg-BG"/>
+        </w:rPr>
+        <w:t>&gt; таг в &lt;</w:t>
+      </w:r>
+      <w:r>
+        <w:rPr>
+          <w:bCs/>
+          <w:lang w:val="en-GB"/>
+        </w:rPr>
+        <w:t>head</w:t>
+      </w:r>
+      <w:r>
+        <w:rPr>
+          <w:bCs/>
+          <w:lang w:val="bg-BG"/>
+        </w:rPr>
+        <w:t>&gt;</w:t>
       </w:r>
     </w:p>
     <w:p>
@@ -710,11 +770,19 @@
           <w:bCs/>
         </w:rPr>
       </w:pPr>
-      <w:r>
-        <w:rPr>
-          <w:bCs/>
-        </w:rPr>
-        <w:t>rgb(76, 175, 80)</w:t>
+      <w:proofErr w:type="gramStart"/>
+      <w:r>
+        <w:rPr>
+          <w:bCs/>
+        </w:rPr>
+        <w:t>rgb(</w:t>
+      </w:r>
+      <w:proofErr w:type="gramEnd"/>
+      <w:r>
+        <w:rPr>
+          <w:bCs/>
+        </w:rPr>
+        <w:t>76, 175, 80)</w:t>
       </w:r>
     </w:p>
     <w:p>
@@ -918,7 +986,7 @@
         <w:rPr>
           <w:rFonts w:ascii="Consolas" w:hAnsi="Consolas" w:cs="Consolas"/>
           <w:b/>
-          <w:lang w:val="bg-BG"/>
+          <w:lang w:val="en-GB"/>
         </w:rPr>
         <w:t>background-size</w:t>
       </w:r>
@@ -1094,11 +1162,13 @@
         </w:numPr>
         <w:rPr>
           <w:bCs/>
-        </w:rPr>
-      </w:pPr>
-      <w:r>
-        <w:rPr>
-          <w:bCs/>
+          <w:lang w:val="bg-BG"/>
+        </w:rPr>
+      </w:pPr>
+      <w:r>
+        <w:rPr>
+          <w:bCs/>
+          <w:lang w:val="bg-BG"/>
         </w:rPr>
         <w:t>Фиксиран брой пиксели</w:t>
       </w:r>
@@ -1112,11 +1182,13 @@
         </w:numPr>
         <w:rPr>
           <w:bCs/>
-        </w:rPr>
-      </w:pPr>
-      <w:r>
-        <w:rPr>
-          <w:bCs/>
+          <w:lang w:val="bg-BG"/>
+        </w:rPr>
+      </w:pPr>
+      <w:r>
+        <w:rPr>
+          <w:bCs/>
+          <w:lang w:val="bg-BG"/>
         </w:rPr>
         <w:t>Равна част от наличното пространство</w:t>
       </w:r>
@@ -1130,14 +1202,23 @@
         </w:numPr>
         <w:rPr>
           <w:bCs/>
-        </w:rPr>
-      </w:pPr>
-      <w:r>
-        <w:rPr>
-          <w:bCs/>
+          <w:lang w:val="bg-BG"/>
+        </w:rPr>
+      </w:pPr>
+      <w:r>
+        <w:rPr>
+          <w:bCs/>
+          <w:lang w:val="bg-BG"/>
         </w:rPr>
         <w:t>Размер на шрифта</w:t>
       </w:r>
+    </w:p>
+    <w:p>
+      <w:pPr>
+        <w:rPr>
+          <w:lang w:val="bg-BG"/>
+        </w:rPr>
+      </w:pPr>
     </w:p>
     <w:p>
       <w:pPr>
@@ -1148,13 +1229,14 @@
         </w:numPr>
         <w:rPr>
           <w:bCs/>
-        </w:rPr>
-      </w:pPr>
-      <w:r>
-        <w:rPr>
-          <w:bCs/>
-        </w:rPr>
-        <w:lastRenderedPageBreak/>
+          <w:lang w:val="bg-BG"/>
+        </w:rPr>
+      </w:pPr>
+      <w:r>
+        <w:rPr>
+          <w:bCs/>
+          <w:lang w:val="bg-BG"/>
+        </w:rPr>
         <w:t>Цвят на рамката</w:t>
       </w:r>
     </w:p>
@@ -1375,11 +1457,13 @@
         </w:numPr>
         <w:rPr>
           <w:bCs/>
-        </w:rPr>
-      </w:pPr>
-      <w:r>
-        <w:rPr>
-          <w:bCs/>
+          <w:lang w:val="bg-BG"/>
+        </w:rPr>
+      </w:pPr>
+      <w:r>
+        <w:rPr>
+          <w:bCs/>
+          <w:lang w:val="bg-BG"/>
         </w:rPr>
         <w:t>Може да се използва от няколко HTML страници</w:t>
       </w:r>
@@ -1393,11 +1477,13 @@
         </w:numPr>
         <w:rPr>
           <w:bCs/>
-        </w:rPr>
-      </w:pPr>
-      <w:r>
-        <w:rPr>
-          <w:bCs/>
+          <w:lang w:val="bg-BG"/>
+        </w:rPr>
+      </w:pPr>
+      <w:r>
+        <w:rPr>
+          <w:bCs/>
+          <w:lang w:val="bg-BG"/>
         </w:rPr>
         <w:t>Работи само за един HTML елемент</w:t>
       </w:r>
@@ -1411,11 +1497,13 @@
         </w:numPr>
         <w:rPr>
           <w:bCs/>
-        </w:rPr>
-      </w:pPr>
-      <w:r>
-        <w:rPr>
-          <w:bCs/>
+          <w:lang w:val="bg-BG"/>
+        </w:rPr>
+      </w:pPr>
+      <w:r>
+        <w:rPr>
+          <w:bCs/>
+          <w:lang w:val="bg-BG"/>
         </w:rPr>
         <w:t>Заменя HTML структурата</w:t>
       </w:r>
@@ -1429,11 +1517,13 @@
         </w:numPr>
         <w:rPr>
           <w:bCs/>
-        </w:rPr>
-      </w:pPr>
-      <w:r>
-        <w:rPr>
-          <w:bCs/>
+          <w:lang w:val="bg-BG"/>
+        </w:rPr>
+      </w:pPr>
+      <w:r>
+        <w:rPr>
+          <w:bCs/>
+          <w:lang w:val="bg-BG"/>
         </w:rPr>
         <w:t>Не изисква селектори</w:t>
       </w:r>
@@ -1553,9 +1643,18 @@
           <w:rFonts w:ascii="Consolas" w:hAnsi="Consolas" w:cs="Consolas"/>
           <w:b/>
           <w:bCs/>
-          <w:lang w:val="bg-BG"/>
-        </w:rPr>
-        <w:t>Arial,</w:t>
+          <w:lang w:val="en-GB"/>
+        </w:rPr>
+        <w:t>Arial</w:t>
+      </w:r>
+      <w:r>
+        <w:rPr>
+          <w:rFonts w:ascii="Consolas" w:hAnsi="Consolas" w:cs="Consolas"/>
+          <w:b/>
+          <w:bCs/>
+          <w:lang w:val="bg-BG"/>
+        </w:rPr>
+        <w:t>,</w:t>
       </w:r>
       <w:r>
         <w:rPr>
@@ -2347,7 +2446,7 @@
 </file>
 
 <file path=word/endnotes.xml><?xml version="1.0" encoding="utf-8"?>
-<w:endnotes xmlns:wpc="http://schemas.microsoft.com/office/word/2010/wordprocessingCanvas" xmlns:cx="http://schemas.microsoft.com/office/drawing/2014/chartex" xmlns:cx1="http://schemas.microsoft.com/office/drawing/2015/9/8/chartex" xmlns:cx2="http://schemas.microsoft.com/office/drawing/2015/10/21/chartex" xmlns:cx3="http://schemas.microsoft.com/office/drawing/2016/5/9/chartex" xmlns:cx4="http://schemas.microsoft.com/office/drawing/2016/5/10/chartex" xmlns:cx5="http://schemas.microsoft.com/office/drawing/2016/5/11/chartex" xmlns:cx6="http://schemas.microsoft.com/office/drawing/2016/5/12/chartex" xmlns:cx7="http://schemas.microsoft.com/office/drawing/2016/5/13/chartex" xmlns:cx8="http://schemas.microsoft.com/office/drawing/2016/5/14/chartex" xmlns:mc="http://schemas.openxmlformats.org/markup-compatibility/2006" xmlns:aink="http://schemas.microsoft.com/office/drawing/2016/ink" xmlns:am3d="http://schemas.microsoft.com/office/drawing/2017/model3d" xmlns:o="urn:schemas-microsoft-com:office:office" xmlns:oel="http://schemas.microsoft.com/office/2019/extlst" xmlns:r="http://schemas.openxmlformats.org/officeDocument/2006/relationships" xmlns:m="http://schemas.openxmlformats.org/officeDocument/2006/math" xmlns:v="urn:schemas-microsoft-com:vml" xmlns:wp14="http://schemas.microsoft.com/office/word/2010/wordprocessingDrawing" xmlns:wp="http://schemas.openxmlformats.org/drawingml/2006/wordprocessingDrawing" xmlns:w10="urn:schemas-microsoft-com:office:word" xmlns:w="http://schemas.openxmlformats.org/wordprocessingml/2006/main" xmlns:w14="http://schemas.microsoft.com/office/word/2010/wordml" xmlns:w15="http://schemas.microsoft.com/office/word/2012/wordml" xmlns:w16cex="http://schemas.microsoft.com/office/word/2018/wordml/cex" xmlns:w16cid="http://schemas.microsoft.com/office/word/2016/wordml/cid" xmlns:w16="http://schemas.microsoft.com/office/word/2018/wordml" xmlns:w16du="http://schemas.microsoft.com/office/word/2023/wordml/word16du" xmlns:w16sdtdh="http://schemas.microsoft.com/office/word/2020/wordml/sdtdatahash" xmlns:w16se="http://schemas.microsoft.com/office/word/2015/wordml/symex" xmlns:wpg="http://schemas.microsoft.com/office/word/2010/wordprocessingGroup" xmlns:wpi="http://schemas.microsoft.com/office/word/2010/wordprocessingInk" xmlns:wne="http://schemas.microsoft.com/office/word/2006/wordml" xmlns:wps="http://schemas.microsoft.com/office/word/2010/wordprocessingShape" mc:Ignorable="w14 w15 w16se w16cid w16 w16cex w16sdtdh w16du wp14">
+<w:endnotes xmlns:wpc="http://schemas.microsoft.com/office/word/2010/wordprocessingCanvas" xmlns:cx="http://schemas.microsoft.com/office/drawing/2014/chartex" xmlns:cx1="http://schemas.microsoft.com/office/drawing/2015/9/8/chartex" xmlns:cx2="http://schemas.microsoft.com/office/drawing/2015/10/21/chartex" xmlns:cx3="http://schemas.microsoft.com/office/drawing/2016/5/9/chartex" xmlns:cx4="http://schemas.microsoft.com/office/drawing/2016/5/10/chartex" xmlns:cx5="http://schemas.microsoft.com/office/drawing/2016/5/11/chartex" xmlns:cx6="http://schemas.microsoft.com/office/drawing/2016/5/12/chartex" xmlns:cx7="http://schemas.microsoft.com/office/drawing/2016/5/13/chartex" xmlns:cx8="http://schemas.microsoft.com/office/drawing/2016/5/14/chartex" xmlns:mc="http://schemas.openxmlformats.org/markup-compatibility/2006" xmlns:aink="http://schemas.microsoft.com/office/drawing/2016/ink" xmlns:am3d="http://schemas.microsoft.com/office/drawing/2017/model3d" xmlns:o="urn:schemas-microsoft-com:office:office" xmlns:oel="http://schemas.microsoft.com/office/2019/extlst" xmlns:r="http://schemas.openxmlformats.org/officeDocument/2006/relationships" xmlns:m="http://schemas.openxmlformats.org/officeDocument/2006/math" xmlns:v="urn:schemas-microsoft-com:vml" xmlns:wp14="http://schemas.microsoft.com/office/word/2010/wordprocessingDrawing" xmlns:wp="http://schemas.openxmlformats.org/drawingml/2006/wordprocessingDrawing" xmlns:w10="urn:schemas-microsoft-com:office:word" xmlns:w="http://schemas.openxmlformats.org/wordprocessingml/2006/main" xmlns:w14="http://schemas.microsoft.com/office/word/2010/wordml" xmlns:w15="http://schemas.microsoft.com/office/word/2012/wordml" xmlns:w16cex="http://schemas.microsoft.com/office/word/2018/wordml/cex" xmlns:w16cid="http://schemas.microsoft.com/office/word/2016/wordml/cid" xmlns:w16="http://schemas.microsoft.com/office/word/2018/wordml" xmlns:w16sdtdh="http://schemas.microsoft.com/office/word/2020/wordml/sdtdatahash" xmlns:w16se="http://schemas.microsoft.com/office/word/2015/wordml/symex" xmlns:wpg="http://schemas.microsoft.com/office/word/2010/wordprocessingGroup" xmlns:wpi="http://schemas.microsoft.com/office/word/2010/wordprocessingInk" xmlns:wne="http://schemas.microsoft.com/office/word/2006/wordml" xmlns:wps="http://schemas.microsoft.com/office/word/2010/wordprocessingShape" mc:Ignorable="w14 w15 w16se w16cid w16 w16cex w16sdtdh wp14">
   <w:endnote w:type="separator" w:id="-1">
     <w:p>
       <w:pPr>
@@ -2372,7 +2471,7 @@
 </file>
 
 <file path=word/footer1.xml><?xml version="1.0" encoding="utf-8"?>
-<w:ftr xmlns:wpc="http://schemas.microsoft.com/office/word/2010/wordprocessingCanvas" xmlns:cx="http://schemas.microsoft.com/office/drawing/2014/chartex" xmlns:cx1="http://schemas.microsoft.com/office/drawing/2015/9/8/chartex" xmlns:cx2="http://schemas.microsoft.com/office/drawing/2015/10/21/chartex" xmlns:cx3="http://schemas.microsoft.com/office/drawing/2016/5/9/chartex" xmlns:cx4="http://schemas.microsoft.com/office/drawing/2016/5/10/chartex" xmlns:cx5="http://schemas.microsoft.com/office/drawing/2016/5/11/chartex" xmlns:cx6="http://schemas.microsoft.com/office/drawing/2016/5/12/chartex" xmlns:cx7="http://schemas.microsoft.com/office/drawing/2016/5/13/chartex" xmlns:cx8="http://schemas.microsoft.com/office/drawing/2016/5/14/chartex" xmlns:mc="http://schemas.openxmlformats.org/markup-compatibility/2006" xmlns:aink="http://schemas.microsoft.com/office/drawing/2016/ink" xmlns:am3d="http://schemas.microsoft.com/office/drawing/2017/model3d" xmlns:o="urn:schemas-microsoft-com:office:office" xmlns:oel="http://schemas.microsoft.com/office/2019/extlst" xmlns:r="http://schemas.openxmlformats.org/officeDocument/2006/relationships" xmlns:m="http://schemas.openxmlformats.org/officeDocument/2006/math" xmlns:v="urn:schemas-microsoft-com:vml" xmlns:wp14="http://schemas.microsoft.com/office/word/2010/wordprocessingDrawing" xmlns:wp="http://schemas.openxmlformats.org/drawingml/2006/wordprocessingDrawing" xmlns:w10="urn:schemas-microsoft-com:office:word" xmlns:w="http://schemas.openxmlformats.org/wordprocessingml/2006/main" xmlns:w14="http://schemas.microsoft.com/office/word/2010/wordml" xmlns:w15="http://schemas.microsoft.com/office/word/2012/wordml" xmlns:w16cex="http://schemas.microsoft.com/office/word/2018/wordml/cex" xmlns:w16cid="http://schemas.microsoft.com/office/word/2016/wordml/cid" xmlns:w16="http://schemas.microsoft.com/office/word/2018/wordml" xmlns:w16du="http://schemas.microsoft.com/office/word/2023/wordml/word16du" xmlns:w16sdtdh="http://schemas.microsoft.com/office/word/2020/wordml/sdtdatahash" xmlns:w16se="http://schemas.microsoft.com/office/word/2015/wordml/symex" xmlns:wpg="http://schemas.microsoft.com/office/word/2010/wordprocessingGroup" xmlns:wpi="http://schemas.microsoft.com/office/word/2010/wordprocessingInk" xmlns:wne="http://schemas.microsoft.com/office/word/2006/wordml" xmlns:wps="http://schemas.microsoft.com/office/word/2010/wordprocessingShape" mc:Ignorable="w14 w15 w16se w16cid w16 w16cex w16sdtdh w16du wp14">
+<w:ftr xmlns:wpc="http://schemas.microsoft.com/office/word/2010/wordprocessingCanvas" xmlns:cx="http://schemas.microsoft.com/office/drawing/2014/chartex" xmlns:cx1="http://schemas.microsoft.com/office/drawing/2015/9/8/chartex" xmlns:cx2="http://schemas.microsoft.com/office/drawing/2015/10/21/chartex" xmlns:cx3="http://schemas.microsoft.com/office/drawing/2016/5/9/chartex" xmlns:cx4="http://schemas.microsoft.com/office/drawing/2016/5/10/chartex" xmlns:cx5="http://schemas.microsoft.com/office/drawing/2016/5/11/chartex" xmlns:cx6="http://schemas.microsoft.com/office/drawing/2016/5/12/chartex" xmlns:cx7="http://schemas.microsoft.com/office/drawing/2016/5/13/chartex" xmlns:cx8="http://schemas.microsoft.com/office/drawing/2016/5/14/chartex" xmlns:mc="http://schemas.openxmlformats.org/markup-compatibility/2006" xmlns:aink="http://schemas.microsoft.com/office/drawing/2016/ink" xmlns:am3d="http://schemas.microsoft.com/office/drawing/2017/model3d" xmlns:o="urn:schemas-microsoft-com:office:office" xmlns:oel="http://schemas.microsoft.com/office/2019/extlst" xmlns:r="http://schemas.openxmlformats.org/officeDocument/2006/relationships" xmlns:m="http://schemas.openxmlformats.org/officeDocument/2006/math" xmlns:v="urn:schemas-microsoft-com:vml" xmlns:wp14="http://schemas.microsoft.com/office/word/2010/wordprocessingDrawing" xmlns:wp="http://schemas.openxmlformats.org/drawingml/2006/wordprocessingDrawing" xmlns:w10="urn:schemas-microsoft-com:office:word" xmlns:w="http://schemas.openxmlformats.org/wordprocessingml/2006/main" xmlns:w14="http://schemas.microsoft.com/office/word/2010/wordml" xmlns:w15="http://schemas.microsoft.com/office/word/2012/wordml" xmlns:w16cex="http://schemas.microsoft.com/office/word/2018/wordml/cex" xmlns:w16cid="http://schemas.microsoft.com/office/word/2016/wordml/cid" xmlns:w16="http://schemas.microsoft.com/office/word/2018/wordml" xmlns:w16sdtdh="http://schemas.microsoft.com/office/word/2020/wordml/sdtdatahash" xmlns:w16se="http://schemas.microsoft.com/office/word/2015/wordml/symex" xmlns:wpg="http://schemas.microsoft.com/office/word/2010/wordprocessingGroup" xmlns:wpi="http://schemas.microsoft.com/office/word/2010/wordprocessingInk" xmlns:wne="http://schemas.microsoft.com/office/word/2006/wordml" xmlns:wps="http://schemas.microsoft.com/office/word/2010/wordprocessingShape" mc:Ignorable="w14 w15 w16se w16cid w16 w16cex w16sdtdh wp14">
   <w:p>
     <w:pPr>
       <w:pStyle w:val="Footer"/>
@@ -2714,7 +2813,7 @@
             </wp:anchor>
           </w:drawing>
         </mc:Choice>
-        <mc:Fallback>
+        <mc:Fallback xmlns:w16du="http://schemas.microsoft.com/office/word/2023/wordml/word16du">
           <w:pict>
             <v:shapetype w14:anchorId="7ACB1FAE" id="_x0000_t202" coordsize="21600,21600" o:spt="202" path="m,l,21600r21600,l21600,xe">
               <v:stroke joinstyle="miter"/>
@@ -3137,7 +3236,7 @@
             </wp:anchor>
           </w:drawing>
         </mc:Choice>
-        <mc:Fallback>
+        <mc:Fallback xmlns:w16du="http://schemas.microsoft.com/office/word/2023/wordml/word16du">
           <w:pict>
             <v:line w14:anchorId="23DA4A24" id="Straight Connector 19" o:spid="_x0000_s1026" style="position:absolute;flip:y;z-index:251659264;visibility:visible;mso-wrap-style:square;mso-width-percent:0;mso-height-percent:0;mso-wrap-distance-left:9pt;mso-wrap-distance-top:0;mso-wrap-distance-right:9pt;mso-wrap-distance-bottom:0;mso-position-horizontal:absolute;mso-position-horizontal-relative:text;mso-position-vertical:absolute;mso-position-vertical-relative:text;mso-width-percent:0;mso-height-percent:0;mso-width-relative:page;mso-height-relative:page" from="-.1pt,5.2pt" to="520.7pt,5.2pt" o:gfxdata="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" strokecolor="#974706 [1609]" strokeweight="1pt">
               <v:stroke endcap="round"/>
@@ -3360,7 +3459,7 @@
             </wp:anchor>
           </w:drawing>
         </mc:Choice>
-        <mc:Fallback>
+        <mc:Fallback xmlns:w16du="http://schemas.microsoft.com/office/word/2023/wordml/word16du">
           <w:pict>
             <v:shape w14:anchorId="0D7D8A2E" id="Text Box 4" o:spid="_x0000_s1027" type="#_x0000_t202" style="position:absolute;margin-left:444.65pt;margin-top:8.35pt;width:70.9pt;height:15.9pt;z-index:251661312;visibility:visible;mso-wrap-style:square;mso-width-percent:0;mso-height-percent:0;mso-wrap-distance-left:9pt;mso-wrap-distance-top:0;mso-wrap-distance-right:9pt;mso-wrap-distance-bottom:0;mso-position-horizontal:absolute;mso-position-horizontal-relative:text;mso-position-vertical:absolute;mso-position-vertical-relative:text;mso-width-percent:0;mso-height-percent:0;mso-width-relative:page;mso-height-relative:page;v-text-anchor:middle" o:gfxdata="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" filled="f" stroked="f" strokeweight=".5pt">
               <v:textbox inset="0,0,0,0">
@@ -3512,7 +3611,7 @@
 </file>
 
 <file path=word/footnotes.xml><?xml version="1.0" encoding="utf-8"?>
-<w:footnotes xmlns:wpc="http://schemas.microsoft.com/office/word/2010/wordprocessingCanvas" xmlns:cx="http://schemas.microsoft.com/office/drawing/2014/chartex" xmlns:cx1="http://schemas.microsoft.com/office/drawing/2015/9/8/chartex" xmlns:cx2="http://schemas.microsoft.com/office/drawing/2015/10/21/chartex" xmlns:cx3="http://schemas.microsoft.com/office/drawing/2016/5/9/chartex" xmlns:cx4="http://schemas.microsoft.com/office/drawing/2016/5/10/chartex" xmlns:cx5="http://schemas.microsoft.com/office/drawing/2016/5/11/chartex" xmlns:cx6="http://schemas.microsoft.com/office/drawing/2016/5/12/chartex" xmlns:cx7="http://schemas.microsoft.com/office/drawing/2016/5/13/chartex" xmlns:cx8="http://schemas.microsoft.com/office/drawing/2016/5/14/chartex" xmlns:mc="http://schemas.openxmlformats.org/markup-compatibility/2006" xmlns:aink="http://schemas.microsoft.com/office/drawing/2016/ink" xmlns:am3d="http://schemas.microsoft.com/office/drawing/2017/model3d" xmlns:o="urn:schemas-microsoft-com:office:office" xmlns:oel="http://schemas.microsoft.com/office/2019/extlst" xmlns:r="http://schemas.openxmlformats.org/officeDocument/2006/relationships" xmlns:m="http://schemas.openxmlformats.org/officeDocument/2006/math" xmlns:v="urn:schemas-microsoft-com:vml" xmlns:wp14="http://schemas.microsoft.com/office/word/2010/wordprocessingDrawing" xmlns:wp="http://schemas.openxmlformats.org/drawingml/2006/wordprocessingDrawing" xmlns:w10="urn:schemas-microsoft-com:office:word" xmlns:w="http://schemas.openxmlformats.org/wordprocessingml/2006/main" xmlns:w14="http://schemas.microsoft.com/office/word/2010/wordml" xmlns:w15="http://schemas.microsoft.com/office/word/2012/wordml" xmlns:w16cex="http://schemas.microsoft.com/office/word/2018/wordml/cex" xmlns:w16cid="http://schemas.microsoft.com/office/word/2016/wordml/cid" xmlns:w16="http://schemas.microsoft.com/office/word/2018/wordml" xmlns:w16du="http://schemas.microsoft.com/office/word/2023/wordml/word16du" xmlns:w16sdtdh="http://schemas.microsoft.com/office/word/2020/wordml/sdtdatahash" xmlns:w16se="http://schemas.microsoft.com/office/word/2015/wordml/symex" xmlns:wpg="http://schemas.microsoft.com/office/word/2010/wordprocessingGroup" xmlns:wpi="http://schemas.microsoft.com/office/word/2010/wordprocessingInk" xmlns:wne="http://schemas.microsoft.com/office/word/2006/wordml" xmlns:wps="http://schemas.microsoft.com/office/word/2010/wordprocessingShape" mc:Ignorable="w14 w15 w16se w16cid w16 w16cex w16sdtdh w16du wp14">
+<w:footnotes xmlns:wpc="http://schemas.microsoft.com/office/word/2010/wordprocessingCanvas" xmlns:cx="http://schemas.microsoft.com/office/drawing/2014/chartex" xmlns:cx1="http://schemas.microsoft.com/office/drawing/2015/9/8/chartex" xmlns:cx2="http://schemas.microsoft.com/office/drawing/2015/10/21/chartex" xmlns:cx3="http://schemas.microsoft.com/office/drawing/2016/5/9/chartex" xmlns:cx4="http://schemas.microsoft.com/office/drawing/2016/5/10/chartex" xmlns:cx5="http://schemas.microsoft.com/office/drawing/2016/5/11/chartex" xmlns:cx6="http://schemas.microsoft.com/office/drawing/2016/5/12/chartex" xmlns:cx7="http://schemas.microsoft.com/office/drawing/2016/5/13/chartex" xmlns:cx8="http://schemas.microsoft.com/office/drawing/2016/5/14/chartex" xmlns:mc="http://schemas.openxmlformats.org/markup-compatibility/2006" xmlns:aink="http://schemas.microsoft.com/office/drawing/2016/ink" xmlns:am3d="http://schemas.microsoft.com/office/drawing/2017/model3d" xmlns:o="urn:schemas-microsoft-com:office:office" xmlns:oel="http://schemas.microsoft.com/office/2019/extlst" xmlns:r="http://schemas.openxmlformats.org/officeDocument/2006/relationships" xmlns:m="http://schemas.openxmlformats.org/officeDocument/2006/math" xmlns:v="urn:schemas-microsoft-com:vml" xmlns:wp14="http://schemas.microsoft.com/office/word/2010/wordprocessingDrawing" xmlns:wp="http://schemas.openxmlformats.org/drawingml/2006/wordprocessingDrawing" xmlns:w10="urn:schemas-microsoft-com:office:word" xmlns:w="http://schemas.openxmlformats.org/wordprocessingml/2006/main" xmlns:w14="http://schemas.microsoft.com/office/word/2010/wordml" xmlns:w15="http://schemas.microsoft.com/office/word/2012/wordml" xmlns:w16cex="http://schemas.microsoft.com/office/word/2018/wordml/cex" xmlns:w16cid="http://schemas.microsoft.com/office/word/2016/wordml/cid" xmlns:w16="http://schemas.microsoft.com/office/word/2018/wordml" xmlns:w16sdtdh="http://schemas.microsoft.com/office/word/2020/wordml/sdtdatahash" xmlns:w16se="http://schemas.microsoft.com/office/word/2015/wordml/symex" xmlns:wpg="http://schemas.microsoft.com/office/word/2010/wordprocessingGroup" xmlns:wpi="http://schemas.microsoft.com/office/word/2010/wordprocessingInk" xmlns:wne="http://schemas.microsoft.com/office/word/2006/wordml" xmlns:wps="http://schemas.microsoft.com/office/word/2010/wordprocessingShape" mc:Ignorable="w14 w15 w16se w16cid w16 w16cex w16sdtdh wp14">
   <w:footnote w:type="separator" w:id="-1">
     <w:p>
       <w:pPr>
@@ -3537,7 +3636,7 @@
 </file>
 
 <file path=word/header1.xml><?xml version="1.0" encoding="utf-8"?>
-<w:hdr xmlns:wpc="http://schemas.microsoft.com/office/word/2010/wordprocessingCanvas" xmlns:cx="http://schemas.microsoft.com/office/drawing/2014/chartex" xmlns:cx1="http://schemas.microsoft.com/office/drawing/2015/9/8/chartex" xmlns:cx2="http://schemas.microsoft.com/office/drawing/2015/10/21/chartex" xmlns:cx3="http://schemas.microsoft.com/office/drawing/2016/5/9/chartex" xmlns:cx4="http://schemas.microsoft.com/office/drawing/2016/5/10/chartex" xmlns:cx5="http://schemas.microsoft.com/office/drawing/2016/5/11/chartex" xmlns:cx6="http://schemas.microsoft.com/office/drawing/2016/5/12/chartex" xmlns:cx7="http://schemas.microsoft.com/office/drawing/2016/5/13/chartex" xmlns:cx8="http://schemas.microsoft.com/office/drawing/2016/5/14/chartex" xmlns:mc="http://schemas.openxmlformats.org/markup-compatibility/2006" xmlns:aink="http://schemas.microsoft.com/office/drawing/2016/ink" xmlns:am3d="http://schemas.microsoft.com/office/drawing/2017/model3d" xmlns:o="urn:schemas-microsoft-com:office:office" xmlns:oel="http://schemas.microsoft.com/office/2019/extlst" xmlns:r="http://schemas.openxmlformats.org/officeDocument/2006/relationships" xmlns:m="http://schemas.openxmlformats.org/officeDocument/2006/math" xmlns:v="urn:schemas-microsoft-com:vml" xmlns:wp14="http://schemas.microsoft.com/office/word/2010/wordprocessingDrawing" xmlns:wp="http://schemas.openxmlformats.org/drawingml/2006/wordprocessingDrawing" xmlns:w10="urn:schemas-microsoft-com:office:word" xmlns:w="http://schemas.openxmlformats.org/wordprocessingml/2006/main" xmlns:w14="http://schemas.microsoft.com/office/word/2010/wordml" xmlns:w15="http://schemas.microsoft.com/office/word/2012/wordml" xmlns:w16cex="http://schemas.microsoft.com/office/word/2018/wordml/cex" xmlns:w16cid="http://schemas.microsoft.com/office/word/2016/wordml/cid" xmlns:w16="http://schemas.microsoft.com/office/word/2018/wordml" xmlns:w16du="http://schemas.microsoft.com/office/word/2023/wordml/word16du" xmlns:w16sdtdh="http://schemas.microsoft.com/office/word/2020/wordml/sdtdatahash" xmlns:w16se="http://schemas.microsoft.com/office/word/2015/wordml/symex" xmlns:wpg="http://schemas.microsoft.com/office/word/2010/wordprocessingGroup" xmlns:wpi="http://schemas.microsoft.com/office/word/2010/wordprocessingInk" xmlns:wne="http://schemas.microsoft.com/office/word/2006/wordml" xmlns:wps="http://schemas.microsoft.com/office/word/2010/wordprocessingShape" mc:Ignorable="w14 w15 w16se w16cid w16 w16cex w16sdtdh w16du wp14">
+<w:hdr xmlns:wpc="http://schemas.microsoft.com/office/word/2010/wordprocessingCanvas" xmlns:cx="http://schemas.microsoft.com/office/drawing/2014/chartex" xmlns:cx1="http://schemas.microsoft.com/office/drawing/2015/9/8/chartex" xmlns:cx2="http://schemas.microsoft.com/office/drawing/2015/10/21/chartex" xmlns:cx3="http://schemas.microsoft.com/office/drawing/2016/5/9/chartex" xmlns:cx4="http://schemas.microsoft.com/office/drawing/2016/5/10/chartex" xmlns:cx5="http://schemas.microsoft.com/office/drawing/2016/5/11/chartex" xmlns:cx6="http://schemas.microsoft.com/office/drawing/2016/5/12/chartex" xmlns:cx7="http://schemas.microsoft.com/office/drawing/2016/5/13/chartex" xmlns:cx8="http://schemas.microsoft.com/office/drawing/2016/5/14/chartex" xmlns:mc="http://schemas.openxmlformats.org/markup-compatibility/2006" xmlns:aink="http://schemas.microsoft.com/office/drawing/2016/ink" xmlns:am3d="http://schemas.microsoft.com/office/drawing/2017/model3d" xmlns:o="urn:schemas-microsoft-com:office:office" xmlns:oel="http://schemas.microsoft.com/office/2019/extlst" xmlns:r="http://schemas.openxmlformats.org/officeDocument/2006/relationships" xmlns:m="http://schemas.openxmlformats.org/officeDocument/2006/math" xmlns:v="urn:schemas-microsoft-com:vml" xmlns:wp14="http://schemas.microsoft.com/office/word/2010/wordprocessingDrawing" xmlns:wp="http://schemas.openxmlformats.org/drawingml/2006/wordprocessingDrawing" xmlns:w10="urn:schemas-microsoft-com:office:word" xmlns:w="http://schemas.openxmlformats.org/wordprocessingml/2006/main" xmlns:w14="http://schemas.microsoft.com/office/word/2010/wordml" xmlns:w15="http://schemas.microsoft.com/office/word/2012/wordml" xmlns:w16cex="http://schemas.microsoft.com/office/word/2018/wordml/cex" xmlns:w16cid="http://schemas.microsoft.com/office/word/2016/wordml/cid" xmlns:w16="http://schemas.microsoft.com/office/word/2018/wordml" xmlns:w16sdtdh="http://schemas.microsoft.com/office/word/2020/wordml/sdtdatahash" xmlns:w16se="http://schemas.microsoft.com/office/word/2015/wordml/symex" xmlns:wpg="http://schemas.microsoft.com/office/word/2010/wordprocessingGroup" xmlns:wpi="http://schemas.microsoft.com/office/word/2010/wordprocessingInk" xmlns:wne="http://schemas.microsoft.com/office/word/2006/wordml" xmlns:wps="http://schemas.microsoft.com/office/word/2010/wordprocessingShape" mc:Ignorable="w14 w15 w16se w16cid w16 w16cex w16sdtdh wp14">
   <w:p>
     <w:pPr>
       <w:pStyle w:val="Header"/>
@@ -3548,7 +3647,7 @@
 </file>
 
 <file path=word/numbering.xml><?xml version="1.0" encoding="utf-8"?>
-<w:numbering xmlns:wpc="http://schemas.microsoft.com/office/word/2010/wordprocessingCanvas" xmlns:cx="http://schemas.microsoft.com/office/drawing/2014/chartex" xmlns:cx1="http://schemas.microsoft.com/office/drawing/2015/9/8/chartex" xmlns:cx2="http://schemas.microsoft.com/office/drawing/2015/10/21/chartex" xmlns:cx3="http://schemas.microsoft.com/office/drawing/2016/5/9/chartex" xmlns:cx4="http://schemas.microsoft.com/office/drawing/2016/5/10/chartex" xmlns:cx5="http://schemas.microsoft.com/office/drawing/2016/5/11/chartex" xmlns:cx6="http://schemas.microsoft.com/office/drawing/2016/5/12/chartex" xmlns:cx7="http://schemas.microsoft.com/office/drawing/2016/5/13/chartex" xmlns:cx8="http://schemas.microsoft.com/office/drawing/2016/5/14/chartex" xmlns:mc="http://schemas.openxmlformats.org/markup-compatibility/2006" xmlns:aink="http://schemas.microsoft.com/office/drawing/2016/ink" xmlns:am3d="http://schemas.microsoft.com/office/drawing/2017/model3d" xmlns:o="urn:schemas-microsoft-com:office:office" xmlns:oel="http://schemas.microsoft.com/office/2019/extlst" xmlns:r="http://schemas.openxmlformats.org/officeDocument/2006/relationships" xmlns:m="http://schemas.openxmlformats.org/officeDocument/2006/math" xmlns:v="urn:schemas-microsoft-com:vml" xmlns:wp14="http://schemas.microsoft.com/office/word/2010/wordprocessingDrawing" xmlns:wp="http://schemas.openxmlformats.org/drawingml/2006/wordprocessingDrawing" xmlns:w10="urn:schemas-microsoft-com:office:word" xmlns:w="http://schemas.openxmlformats.org/wordprocessingml/2006/main" xmlns:w14="http://schemas.microsoft.com/office/word/2010/wordml" xmlns:w15="http://schemas.microsoft.com/office/word/2012/wordml" xmlns:w16cex="http://schemas.microsoft.com/office/word/2018/wordml/cex" xmlns:w16cid="http://schemas.microsoft.com/office/word/2016/wordml/cid" xmlns:w16="http://schemas.microsoft.com/office/word/2018/wordml" xmlns:w16du="http://schemas.microsoft.com/office/word/2023/wordml/word16du" xmlns:w16sdtdh="http://schemas.microsoft.com/office/word/2020/wordml/sdtdatahash" xmlns:w16se="http://schemas.microsoft.com/office/word/2015/wordml/symex" xmlns:wpg="http://schemas.microsoft.com/office/word/2010/wordprocessingGroup" xmlns:wpi="http://schemas.microsoft.com/office/word/2010/wordprocessingInk" xmlns:wne="http://schemas.microsoft.com/office/word/2006/wordml" xmlns:wps="http://schemas.microsoft.com/office/word/2010/wordprocessingShape" mc:Ignorable="w14 w15 w16se w16cid w16 w16cex w16sdtdh w16du wp14">
+<w:numbering xmlns:wpc="http://schemas.microsoft.com/office/word/2010/wordprocessingCanvas" xmlns:cx="http://schemas.microsoft.com/office/drawing/2014/chartex" xmlns:cx1="http://schemas.microsoft.com/office/drawing/2015/9/8/chartex" xmlns:cx2="http://schemas.microsoft.com/office/drawing/2015/10/21/chartex" xmlns:cx3="http://schemas.microsoft.com/office/drawing/2016/5/9/chartex" xmlns:cx4="http://schemas.microsoft.com/office/drawing/2016/5/10/chartex" xmlns:cx5="http://schemas.microsoft.com/office/drawing/2016/5/11/chartex" xmlns:cx6="http://schemas.microsoft.com/office/drawing/2016/5/12/chartex" xmlns:cx7="http://schemas.microsoft.com/office/drawing/2016/5/13/chartex" xmlns:cx8="http://schemas.microsoft.com/office/drawing/2016/5/14/chartex" xmlns:mc="http://schemas.openxmlformats.org/markup-compatibility/2006" xmlns:aink="http://schemas.microsoft.com/office/drawing/2016/ink" xmlns:am3d="http://schemas.microsoft.com/office/drawing/2017/model3d" xmlns:o="urn:schemas-microsoft-com:office:office" xmlns:oel="http://schemas.microsoft.com/office/2019/extlst" xmlns:r="http://schemas.openxmlformats.org/officeDocument/2006/relationships" xmlns:m="http://schemas.openxmlformats.org/officeDocument/2006/math" xmlns:v="urn:schemas-microsoft-com:vml" xmlns:wp14="http://schemas.microsoft.com/office/word/2010/wordprocessingDrawing" xmlns:wp="http://schemas.openxmlformats.org/drawingml/2006/wordprocessingDrawing" xmlns:w10="urn:schemas-microsoft-com:office:word" xmlns:w="http://schemas.openxmlformats.org/wordprocessingml/2006/main" xmlns:w14="http://schemas.microsoft.com/office/word/2010/wordml" xmlns:w15="http://schemas.microsoft.com/office/word/2012/wordml" xmlns:w16cex="http://schemas.microsoft.com/office/word/2018/wordml/cex" xmlns:w16cid="http://schemas.microsoft.com/office/word/2016/wordml/cid" xmlns:w16="http://schemas.microsoft.com/office/word/2018/wordml" xmlns:w16sdtdh="http://schemas.microsoft.com/office/word/2020/wordml/sdtdatahash" xmlns:w16se="http://schemas.microsoft.com/office/word/2015/wordml/symex" xmlns:wpg="http://schemas.microsoft.com/office/word/2010/wordprocessingGroup" xmlns:wpi="http://schemas.microsoft.com/office/word/2010/wordprocessingInk" xmlns:wne="http://schemas.microsoft.com/office/word/2006/wordml" xmlns:wps="http://schemas.microsoft.com/office/word/2010/wordprocessingShape" mc:Ignorable="w14 w15 w16se w16cid w16 w16cex w16sdtdh wp14">
   <w:abstractNum w:abstractNumId="0" w15:restartNumberingAfterBreak="0">
     <w:nsid w:val="13A00DEC"/>
     <w:multiLevelType w:val="hybridMultilevel"/>
@@ -3920,7 +4019,7 @@
 </file>
 
 <file path=word/styles.xml><?xml version="1.0" encoding="utf-8"?>
-<w:styles xmlns:mc="http://schemas.openxmlformats.org/markup-compatibility/2006" xmlns:r="http://schemas.openxmlformats.org/officeDocument/2006/relationships" xmlns:w="http://schemas.openxmlformats.org/wordprocessingml/2006/main" xmlns:w14="http://schemas.microsoft.com/office/word/2010/wordml" xmlns:w15="http://schemas.microsoft.com/office/word/2012/wordml" xmlns:w16cex="http://schemas.microsoft.com/office/word/2018/wordml/cex" xmlns:w16cid="http://schemas.microsoft.com/office/word/2016/wordml/cid" xmlns:w16="http://schemas.microsoft.com/office/word/2018/wordml" xmlns:w16du="http://schemas.microsoft.com/office/word/2023/wordml/word16du" xmlns:w16sdtdh="http://schemas.microsoft.com/office/word/2020/wordml/sdtdatahash" xmlns:w16se="http://schemas.microsoft.com/office/word/2015/wordml/symex" mc:Ignorable="w14 w15 w16se w16cid w16 w16cex w16sdtdh w16du">
+<w:styles xmlns:mc="http://schemas.openxmlformats.org/markup-compatibility/2006" xmlns:r="http://schemas.openxmlformats.org/officeDocument/2006/relationships" xmlns:w="http://schemas.openxmlformats.org/wordprocessingml/2006/main" xmlns:w14="http://schemas.microsoft.com/office/word/2010/wordml" xmlns:w15="http://schemas.microsoft.com/office/word/2012/wordml" xmlns:w16cex="http://schemas.microsoft.com/office/word/2018/wordml/cex" xmlns:w16cid="http://schemas.microsoft.com/office/word/2016/wordml/cid" xmlns:w16="http://schemas.microsoft.com/office/word/2018/wordml" xmlns:w16sdtdh="http://schemas.microsoft.com/office/word/2020/wordml/sdtdatahash" xmlns:w16se="http://schemas.microsoft.com/office/word/2015/wordml/symex" mc:Ignorable="w14 w15 w16se w16cid w16 w16cex w16sdtdh">
   <w:docDefaults>
     <w:rPrDefault>
       <w:rPr>
@@ -4442,6 +4541,7 @@
   <w:style w:type="character" w:default="1" w:styleId="DefaultParagraphFont">
     <w:name w:val="Default Paragraph Font"/>
     <w:uiPriority w:val="1"/>
+    <w:semiHidden/>
     <w:unhideWhenUsed/>
   </w:style>
   <w:style w:type="table" w:default="1" w:styleId="TableNormal">

--- a/Courses/Software-Sciences/IT-Module-3-Web-Design/14-CSS-Exam/14.2-CSS-Exam.docx
+++ b/Courses/Software-Sciences/IT-Module-3-Web-Design/14-CSS-Exam/14.2-CSS-Exam.docx
@@ -44,7 +44,7 @@
           <w:noProof/>
         </w:rPr>
         <w:drawing>
-          <wp:inline distT="0" distB="0" distL="0" distR="0" wp14:anchorId="73F5C6D6" wp14:editId="25C81955">
+          <wp:inline distT="0" distB="0" distL="0" distR="0" wp14:anchorId="73F5C6D6" wp14:editId="77F6E34E">
             <wp:extent cx="1065886" cy="497260"/>
             <wp:effectExtent l="0" t="0" r="1270" b="0"/>
             <wp:docPr id="470543985" name="Picture 1"/>
@@ -196,14 +196,12 @@
           <w:bCs/>
         </w:rPr>
       </w:pPr>
-      <w:proofErr w:type="gramStart"/>
       <w:r>
         <w:rPr>
           <w:bCs/>
         </w:rPr>
         <w:t>.title</w:t>
       </w:r>
-      <w:proofErr w:type="gramEnd"/>
     </w:p>
     <w:p>
       <w:pPr>
@@ -770,19 +768,11 @@
           <w:bCs/>
         </w:rPr>
       </w:pPr>
-      <w:proofErr w:type="gramStart"/>
-      <w:r>
-        <w:rPr>
-          <w:bCs/>
-        </w:rPr>
-        <w:t>rgb(</w:t>
-      </w:r>
-      <w:proofErr w:type="gramEnd"/>
-      <w:r>
-        <w:rPr>
-          <w:bCs/>
-        </w:rPr>
-        <w:t>76, 175, 80)</w:t>
+      <w:r>
+        <w:rPr>
+          <w:bCs/>
+        </w:rPr>
+        <w:t>rgb(76, 175, 80)</w:t>
       </w:r>
     </w:p>
     <w:p>
@@ -2132,7 +2122,15 @@
           <w:bCs/>
           <w:lang w:val="bg-BG"/>
         </w:rPr>
-        <w:t xml:space="preserve">отстояние </w:t>
+        <w:t>разстояние</w:t>
+      </w:r>
+      <w:r>
+        <w:rPr>
+          <w:b/>
+          <w:bCs/>
+          <w:lang w:val="bg-BG"/>
+        </w:rPr>
+        <w:t xml:space="preserve"> </w:t>
       </w:r>
       <w:r>
         <w:rPr>

--- a/Courses/Software-Sciences/IT-Module-3-Web-Design/14-CSS-Exam/14.2-CSS-Exam.docx
+++ b/Courses/Software-Sciences/IT-Module-3-Web-Design/14-CSS-Exam/14.2-CSS-Exam.docx
@@ -44,9 +44,9 @@
           <w:noProof/>
         </w:rPr>
         <w:drawing>
-          <wp:inline distT="0" distB="0" distL="0" distR="0" wp14:anchorId="73F5C6D6" wp14:editId="77F6E34E">
-            <wp:extent cx="1065886" cy="497260"/>
-            <wp:effectExtent l="0" t="0" r="1270" b="0"/>
+          <wp:inline distT="0" distB="0" distL="0" distR="0" wp14:anchorId="73F5C6D6" wp14:editId="5AF89EC7">
+            <wp:extent cx="1065886" cy="477023"/>
+            <wp:effectExtent l="0" t="0" r="1270" b="5715"/>
             <wp:docPr id="470543985" name="Picture 1"/>
             <wp:cNvGraphicFramePr>
               <a:graphicFrameLocks xmlns:a="http://schemas.openxmlformats.org/drawingml/2006/main" noChangeAspect="1"/>
@@ -75,7 +75,7 @@
                   <pic:spPr bwMode="auto">
                     <a:xfrm>
                       <a:off x="0" y="0"/>
-                      <a:ext cx="1065886" cy="497260"/>
+                      <a:ext cx="1065886" cy="477023"/>
                     </a:xfrm>
                     <a:prstGeom prst="rect">
                       <a:avLst/>
@@ -196,12 +196,14 @@
           <w:bCs/>
         </w:rPr>
       </w:pPr>
+      <w:proofErr w:type="gramStart"/>
       <w:r>
         <w:rPr>
           <w:bCs/>
         </w:rPr>
         <w:t>.title</w:t>
       </w:r>
+      <w:proofErr w:type="gramEnd"/>
     </w:p>
     <w:p>
       <w:pPr>
@@ -768,11 +770,19 @@
           <w:bCs/>
         </w:rPr>
       </w:pPr>
-      <w:r>
-        <w:rPr>
-          <w:bCs/>
-        </w:rPr>
-        <w:t>rgb(76, 175, 80)</w:t>
+      <w:proofErr w:type="gramStart"/>
+      <w:r>
+        <w:rPr>
+          <w:bCs/>
+        </w:rPr>
+        <w:t>rgb(</w:t>
+      </w:r>
+      <w:proofErr w:type="gramEnd"/>
+      <w:r>
+        <w:rPr>
+          <w:bCs/>
+        </w:rPr>
+        <w:t>76, 175, 80)</w:t>
       </w:r>
     </w:p>
     <w:p>
